--- a/projects/valuepickr-open-screen/docs/DDev Plastiks Industries Ltd.docx
+++ b/projects/valuepickr-open-screen/docs/DDev Plastiks Industries Ltd.docx
@@ -32,7 +32,7 @@
           <w:sz w:val="22"/>
           <w:szCs w:val="22"/>
         </w:rPr>
-        <w:t xml:space="preserve">Polymer compound leader entering BESS assembly as a new growth vertical, with a real governance red flag substantially reduced</w:t>
+        <w:t xml:space="preserve">India's largest listed polymer-compound maker (cable/wire compounds), 30%+ ROCE and debt-free, now adding a Bhiwadi capacity leg (drove Q1 FY27 revenue +29%) and a 5 GWh BESS assembly vertical - trades at only ~15x P/E; the historic KKalpana related-party royalty flag has been cut from 9% to ~2.4% of PAT</w:t>
       </w:r>
     </w:p>
     <w:p>
@@ -49,7 +49,7 @@
         <w:spacing w:after="120"/>
       </w:pPr>
       <w:r>
-        <w:t xml:space="preserve">DDev Plastiks -- India's largest listed polymer compound manufacturer (cable/wire compounds), now diversifying into Battery Energy Storage System (BESS) assembly.</w:t>
+        <w:t xml:space="preserve">DDev Plastiks -- India's largest listed polymer compound manufacturer (customised compounds for wires &amp; cables, plus packaging, white goods, industrial applications). Demerged from KKalpana Industries (which remains a promoter-group entity; ongoing trade RPTs and a royalty). New Bhiwadi (Rajasthan) plant commissioned late April 2026. Diversifying into Battery Energy Storage System (BESS) assembly via a capital-efficient 'assembly-led' model (Phase 1 5 GWh, Rs 150-200 Cr, internally funded), project relocated to Kolkata per an Aug-2026 board approval.</w:t>
       </w:r>
     </w:p>
     <w:p>
@@ -99,7 +99,34 @@
           </w:tcPr>
           <w:p>
             <w:r>
-              <w:t xml:space="preserve">Rs 2,815 Cr</w:t>
+              <w:t xml:space="preserve">~Rs 3,024 Cr (price ~Rs 269, 8-Sep-2026)</w:t>
+            </w:r>
+          </w:p>
+        </w:tc>
+      </w:tr>
+      <w:tr>
+        <w:tc>
+          <w:tcPr>
+            <w:tcW w:type="dxa" w:w="3200"/>
+            <w:shd w:fill="F2F2F2" w:val="clear"/>
+          </w:tcPr>
+          <w:p>
+            <w:r>
+              <w:rPr>
+                <w:b/>
+                <w:bCs/>
+              </w:rPr>
+              <w:t xml:space="preserve">P/E / P/B</w:t>
+            </w:r>
+          </w:p>
+        </w:tc>
+        <w:tc>
+          <w:tcPr>
+            <w:tcW w:type="dxa" w:w="5800"/>
+          </w:tcPr>
+          <w:p>
+            <w:r>
+              <w:t xml:space="preserve">~15x / ~3x</w:t>
             </w:r>
           </w:p>
         </w:tc>
@@ -126,7 +153,7 @@
           </w:tcPr>
           <w:p>
             <w:r>
-              <w:t xml:space="preserve">21.57% TTM / 23.70% (3yr)</w:t>
+              <w:t xml:space="preserve">~21.6% TTM / ~23.7% (3yr)</w:t>
             </w:r>
           </w:p>
         </w:tc>
@@ -153,7 +180,7 @@
           </w:tcPr>
           <w:p>
             <w:r>
-              <w:t xml:space="preserve">30.30% TTM / 34.35% (3yr)</w:t>
+              <w:t xml:space="preserve">~30.3% TTM / ~34.4% (3yr)</w:t>
             </w:r>
           </w:p>
         </w:tc>
@@ -180,34 +207,115 @@
           </w:tcPr>
           <w:p>
             <w:r>
-              <w:t xml:space="preserve">Almost debt-free</w:t>
-            </w:r>
-          </w:p>
-        </w:tc>
-      </w:tr>
-      <w:tr>
-        <w:tc>
-          <w:tcPr>
-            <w:tcW w:type="dxa" w:w="3200"/>
-            <w:shd w:fill="F2F2F2" w:val="clear"/>
-          </w:tcPr>
-          <w:p>
-            <w:r>
-              <w:rPr>
-                <w:b/>
-                <w:bCs/>
-              </w:rPr>
-              <w:t xml:space="preserve">Revenue growth</w:t>
-            </w:r>
-          </w:p>
-        </w:tc>
-        <w:tc>
-          <w:tcPr>
-            <w:tcW w:type="dxa" w:w="5800"/>
-          </w:tcPr>
-          <w:p>
-            <w:r>
-              <w:t xml:space="preserve">1yr CAGR only 7.08% (decelerating); exports +33% 9M FY26, doubled QoQ to Rs 312 Cr in Q1 FY27</w:t>
+              <w:t xml:space="preserve">Almost debt-free (net cash)</w:t>
+            </w:r>
+          </w:p>
+        </w:tc>
+      </w:tr>
+      <w:tr>
+        <w:tc>
+          <w:tcPr>
+            <w:tcW w:type="dxa" w:w="3200"/>
+            <w:shd w:fill="F2F2F2" w:val="clear"/>
+          </w:tcPr>
+          <w:p>
+            <w:r>
+              <w:rPr>
+                <w:b/>
+                <w:bCs/>
+              </w:rPr>
+              <w:t xml:space="preserve">FY26</w:t>
+            </w:r>
+          </w:p>
+        </w:tc>
+        <w:tc>
+          <w:tcPr>
+            <w:tcW w:type="dxa" w:w="5800"/>
+          </w:tcPr>
+          <w:p>
+            <w:r>
+              <w:t xml:space="preserve">Revenue Rs 2,948 Cr (+13.2%), EBITDA Rs 287 Cr (+12%, ~11% margin), PAT Rs 202 Cr (+9%); volumes +6%</w:t>
+            </w:r>
+          </w:p>
+        </w:tc>
+      </w:tr>
+      <w:tr>
+        <w:tc>
+          <w:tcPr>
+            <w:tcW w:type="dxa" w:w="3200"/>
+            <w:shd w:fill="F2F2F2" w:val="clear"/>
+          </w:tcPr>
+          <w:p>
+            <w:r>
+              <w:rPr>
+                <w:b/>
+                <w:bCs/>
+              </w:rPr>
+              <w:t xml:space="preserve">Q1 FY27</w:t>
+            </w:r>
+          </w:p>
+        </w:tc>
+        <w:tc>
+          <w:tcPr>
+            <w:tcW w:type="dxa" w:w="5800"/>
+          </w:tcPr>
+          <w:p>
+            <w:r>
+              <w:t xml:space="preserve">Revenue Rs 989 Cr (+28.6% YoY), PAT Rs 63.8 Cr (+22.3% YoY) - Bhiwadi ramp + EBITDA/ton recovery (Rs 19,177 vs Rs 15,304 YoY)</w:t>
+            </w:r>
+          </w:p>
+        </w:tc>
+      </w:tr>
+      <w:tr>
+        <w:tc>
+          <w:tcPr>
+            <w:tcW w:type="dxa" w:w="3200"/>
+            <w:shd w:fill="F2F2F2" w:val="clear"/>
+          </w:tcPr>
+          <w:p>
+            <w:r>
+              <w:rPr>
+                <w:b/>
+                <w:bCs/>
+              </w:rPr>
+              <w:t xml:space="preserve">FY27 guidance</w:t>
+            </w:r>
+          </w:p>
+        </w:tc>
+        <w:tc>
+          <w:tcPr>
+            <w:tcW w:type="dxa" w:w="5800"/>
+          </w:tcPr>
+          <w:p>
+            <w:r>
+              <w:t xml:space="preserve">Volume ~231,000 MT (73% utilisation), revenue +13% YoY, EBITDA margin ~11%</w:t>
+            </w:r>
+          </w:p>
+        </w:tc>
+      </w:tr>
+      <w:tr>
+        <w:tc>
+          <w:tcPr>
+            <w:tcW w:type="dxa" w:w="3200"/>
+            <w:shd w:fill="F2F2F2" w:val="clear"/>
+          </w:tcPr>
+          <w:p>
+            <w:r>
+              <w:rPr>
+                <w:b/>
+                <w:bCs/>
+              </w:rPr>
+              <w:t xml:space="preserve">Dividend</w:t>
+            </w:r>
+          </w:p>
+        </w:tc>
+        <w:tc>
+          <w:tcPr>
+            <w:tcW w:type="dxa" w:w="5800"/>
+          </w:tcPr>
+          <w:p>
+            <w:r>
+              <w:t xml:space="preserve">Final Rs 1.25/sh (ex-date 18-Sep-2026); yield ~0.6%</w:t>
             </w:r>
           </w:p>
         </w:tc>
@@ -250,7 +358,7 @@
         <w:spacing w:after="120"/>
       </w:pPr>
       <w:r>
-        <w:t xml:space="preserve">Genuinely high-quality returns (ROCE 30%+) and debt-free balance sheet, but core volume growth has stalled (Q1FY27 production volume +0.08% YoY) even as exports and EBITDA/ton are improving -- a mixed near-term picture.</w:t>
+        <w:t xml:space="preserve">Genuinely high-quality returns (ROCE 30%+, ROE ~22%) and a net-cash balance sheet. FY26 was mediocre (revenue +13%, PAT +9%, volumes only +6% against a 12-15% guided target, hit by geopolitics/monsoon), but Q1 FY27 inflected up: revenue +28.6% YoY and PAT +22.3% YoY as the new Bhiwadi (Rajasthan) plant (commercial from late April 2026) ramped, with EBITDA/ton also recovering. FY27 company guidance is more modest (+13% revenue, ~11% margin). On top of the core business sits the BESS assembly optionality (5 GWh Phase 1, Rs 150-200 Cr, internally funded, assembly-led not cell-manufacturing), now relocated to Kolkata and with commissioning timing that has slipped (targeted FY27). The historic governance concern - related-party royalty payments to KKalpana Industries - has been substantially reduced (9% of PAT -&gt; ~2.4%), per a trusted, invested community member; ongoing RPTs are now mostly trade in goods (FY27 approved limits ~Rs 82 Cr). Valuation is undemanding at ~15x P/E / ~3x book for this return profile.</w:t>
       </w:r>
     </w:p>
     <w:p>
@@ -259,62 +367,7 @@
         <w:spacing w:after="120" w:before="280"/>
       </w:pPr>
       <w:r>
-        <w:t xml:space="preserve">Technical Read (Weekly / Monthly MACD + Bollinger Bands, or RSI/CCI/Williams %R proxy)</w:t>
-      </w:r>
-    </w:p>
-    <w:p>
-      <w:pPr>
-        <w:spacing w:after="120"/>
-      </w:pPr>
-      <w:r>
-        <w:t xml:space="preserve">Not pulled -- fundamentals and community signal were the primary drivers.</w:t>
-      </w:r>
-    </w:p>
-    <w:p>
-      <w:pPr>
-        <w:pStyle w:val="Heading1"/>
-        <w:spacing w:after="120" w:before="280"/>
-      </w:pPr>
-      <w:r>
-        <w:t xml:space="preserve">ValuePickr Community Signal</w:t>
-      </w:r>
-    </w:p>
-    <w:p>
-      <w:pPr>
-        <w:spacing w:after="120"/>
-      </w:pPr>
-      <w:r>
-        <w:t xml:space="preserve">Read the most recent 50 of 79 posts (2024-06 to 2026-08). Central new-vertical catalyst: DDev is building a 5 GWh BESS assembly plant (Phase 1, Rs 150-200 Cr capex, funded through internal accruals) targeting EPC players and utilities, using a capital-efficient 'assembly-led' model rather than cell manufacturing from scratch -- though commissioning has slipped 2 quarters (now targeted Q1 FY28). Core business: FY26 was 'mediocre' (missed 12-15% guided volume growth on Iran-war/monsoon disruptions), but Q1 FY27 shows EBITDA/ton recovering (Rs 19,177 vs Rs 15,304 YoY) even as volumes stay flat.</w:t>
-      </w:r>
-    </w:p>
-    <w:p>
-      <w:pPr>
-        <w:spacing w:after="120"/>
-      </w:pPr>
-      <w:r>
-        <w:rPr>
-          <w:b/>
-          <w:bCs/>
-          <w:sz w:val="20"/>
-          <w:szCs w:val="20"/>
-        </w:rPr>
-        <w:t xml:space="preserve">High-conviction call from a top contributor: </w:t>
-      </w:r>
-      <w:r>
-        <w:rPr>
-          <w:sz w:val="20"/>
-          <w:szCs w:val="20"/>
-        </w:rPr>
-        <w:t xml:space="preserve">pranavpallod12 (trusted, elevated, invested/disclosed) has provided detailed, consistent quarterly coverage across 8+ posts, and explicitly flagged that the company's prior related-party royalty red flag (payments to KKalpana Industries) has been substantially reduced -- from 9% of PAT to 2.4% -- alongside acceptable managerial remuneration, concluding 'NO OTHER RED FLAGS' (Aug 2025). kdjolly (trusted, elevated) separately posted a detailed technical breakdown of the BESS assembly-led business model and sourcing strategy (Feb 2026), indicating substantive, informed trusted-community engagement with the new vertical.</w:t>
-      </w:r>
-    </w:p>
-    <w:p>
-      <w:pPr>
-        <w:pStyle w:val="Heading1"/>
-        <w:spacing w:after="120" w:before="280"/>
-      </w:pPr>
-      <w:r>
-        <w:t xml:space="preserve">Trusted-User Signals (Ongoing)</w:t>
+        <w:t xml:space="preserve">Deep-Dive: Primary Documents (Annual Reports, Quarterly Results, Exchange Filings)</w:t>
       </w:r>
     </w:p>
     <w:p>
@@ -329,12 +382,12 @@
           <w:sz w:val="18"/>
           <w:szCs w:val="18"/>
         </w:rPr>
-        <w:t xml:space="preserve">Every time a trusted user expresses clear conviction on this stock, most recent first — this section accumulates over time, it isn't a one-time snapshot.</w:t>
-      </w:r>
-    </w:p>
-    <w:p>
-      <w:pPr>
-        <w:spacing w:after="100"/>
+        <w:t xml:space="preserve">Pass 1 — 2026-09-08. Built from the company's own filings (3 years of annual reports, ~4 quarters of results/concalls, and 6 months of BSE/NSE announcements), read via the web — a deeper layer than the forum-sentiment read below.</w:t>
+      </w:r>
+    </w:p>
+    <w:p>
+      <w:pPr>
+        <w:spacing w:after="120"/>
       </w:pPr>
       <w:r>
         <w:rPr>
@@ -343,8 +396,490 @@
           <w:sz w:val="20"/>
           <w:szCs w:val="20"/>
         </w:rPr>
-        <w:t xml:space="preserve">2026-02-27 — undefined</w:t>
-      </w:r>
+        <w:t xml:space="preserve">Sources reviewed this pass:</w:t>
+      </w:r>
+    </w:p>
+    <w:p>
+      <w:pPr>
+        <w:pStyle w:val="ListParagraph"/>
+        <w:numPr>
+          <w:ilvl w:val="0"/>
+          <w:numId w:val="1"/>
+        </w:numPr>
+        <w:spacing w:after="60"/>
+      </w:pPr>
+      <w:r>
+        <w:t xml:space="preserve">Q1 FY27 results + earnings call coverage (Aug-2026): revenue Rs 989 Cr +28.6%, PAT Rs 63.8 Cr +22.3%, Bhiwadi ramp</w:t>
+      </w:r>
+    </w:p>
+    <w:p>
+      <w:pPr>
+        <w:pStyle w:val="ListParagraph"/>
+        <w:numPr>
+          <w:ilvl w:val="0"/>
+          <w:numId w:val="1"/>
+        </w:numPr>
+        <w:spacing w:after="60"/>
+      </w:pPr>
+      <w:r>
+        <w:t xml:space="preserve">FY26 annual report / Q4 FY26 results: revenue Rs 2,948 Cr +13.2%, EBITDA Rs 287 Cr +12%, PAT Rs 202 Cr +9%, volumes +6%, FY27 guidance +13% / 231k MT</w:t>
+      </w:r>
+    </w:p>
+    <w:p>
+      <w:pPr>
+        <w:pStyle w:val="ListParagraph"/>
+        <w:numPr>
+          <w:ilvl w:val="0"/>
+          <w:numId w:val="1"/>
+        </w:numPr>
+        <w:spacing w:after="60"/>
+      </w:pPr>
+      <w:r>
+        <w:t xml:space="preserve">tickertape / screener: valuation (~15x P/E, ~3x P/B), ROCE/ROE, promoter holding ~75%</w:t>
+      </w:r>
+    </w:p>
+    <w:p>
+      <w:pPr>
+        <w:pStyle w:val="ListParagraph"/>
+        <w:numPr>
+          <w:ilvl w:val="0"/>
+          <w:numId w:val="1"/>
+        </w:numPr>
+        <w:spacing w:after="60"/>
+      </w:pPr>
+      <w:r>
+        <w:t xml:space="preserve">BSE: BESS project relocation to Kolkata (Aug-2026); KKalpana FY27 RPT limits (~Rs 82 Cr)</w:t>
+      </w:r>
+    </w:p>
+    <w:p>
+      <w:pPr>
+        <w:pStyle w:val="ListParagraph"/>
+        <w:numPr>
+          <w:ilvl w:val="0"/>
+          <w:numId w:val="1"/>
+        </w:numPr>
+        <w:spacing w:after="60"/>
+      </w:pPr>
+      <w:r>
+        <w:t xml:space="preserve">VP thread: trusted-user coverage of the KKalpana royalty reduction and the BESS assembly-led model</w:t>
+      </w:r>
+    </w:p>
+    <w:p>
+      <w:pPr>
+        <w:spacing w:after="120"/>
+      </w:pPr>
+      <w:r>
+        <w:rPr>
+          <w:b/>
+          <w:bCs/>
+          <w:sz w:val="20"/>
+          <w:szCs w:val="20"/>
+        </w:rPr>
+        <w:t xml:space="preserve">Annual-report findings (3-year view):</w:t>
+      </w:r>
+    </w:p>
+    <w:p>
+      <w:pPr>
+        <w:pStyle w:val="ListParagraph"/>
+        <w:numPr>
+          <w:ilvl w:val="0"/>
+          <w:numId w:val="1"/>
+        </w:numPr>
+        <w:spacing w:after="60"/>
+      </w:pPr>
+      <w:r>
+        <w:t xml:space="preserve">FY26 revenue Rs 2,948 Cr (+13.2%), EBITDA Rs 287 Cr (+12%, ~11% margin held), PAT Rs 202 Cr (+9%); volume growth only 6% vs a 12-15% guided target (geopolitics / monsoon).</w:t>
+      </w:r>
+    </w:p>
+    <w:p>
+      <w:pPr>
+        <w:pStyle w:val="ListParagraph"/>
+        <w:numPr>
+          <w:ilvl w:val="0"/>
+          <w:numId w:val="1"/>
+        </w:numPr>
+        <w:spacing w:after="60"/>
+      </w:pPr>
+      <w:r>
+        <w:t xml:space="preserve">ROCE ~30% TTM (~34% 3-yr), ROE ~22%; net cash, effectively debt-free; small dividend (Rs 1.25/sh final FY26).</w:t>
+      </w:r>
+    </w:p>
+    <w:p>
+      <w:pPr>
+        <w:pStyle w:val="ListParagraph"/>
+        <w:numPr>
+          <w:ilvl w:val="0"/>
+          <w:numId w:val="1"/>
+        </w:numPr>
+        <w:spacing w:after="60"/>
+      </w:pPr>
+      <w:r>
+        <w:t xml:space="preserve">Related-party royalty to KKalpana Industries cut from ~9% of PAT to ~2.4%; managerial remuneration ~Rs 2.2 Cr; FY27 approved RPT limits with the KKalpana group ~Rs 82 Cr, mostly trade in goods.</w:t>
+      </w:r>
+    </w:p>
+    <w:p>
+      <w:pPr>
+        <w:pStyle w:val="ListParagraph"/>
+        <w:numPr>
+          <w:ilvl w:val="0"/>
+          <w:numId w:val="1"/>
+        </w:numPr>
+        <w:spacing w:after="60"/>
+      </w:pPr>
+      <w:r>
+        <w:t xml:space="preserve">Promoter holding ~75% (KKalpana group), stable; no pledge flagged.</w:t>
+      </w:r>
+    </w:p>
+    <w:p>
+      <w:pPr>
+        <w:pStyle w:val="ListParagraph"/>
+        <w:numPr>
+          <w:ilvl w:val="0"/>
+          <w:numId w:val="1"/>
+        </w:numPr>
+        <w:spacing w:after="60"/>
+      </w:pPr>
+      <w:r>
+        <w:t xml:space="preserve">New Bhiwadi (Rajasthan) polymer-compound plant commissioned late April 2026; BESS Phase 1 (5 GWh, Rs 150-200 Cr, internal accruals) approved, since relocated to Kolkata, timing slipped to FY27.</w:t>
+      </w:r>
+    </w:p>
+    <w:p>
+      <w:pPr>
+        <w:spacing w:after="120"/>
+      </w:pPr>
+      <w:r>
+        <w:rPr>
+          <w:b/>
+          <w:bCs/>
+          <w:sz w:val="20"/>
+          <w:szCs w:val="20"/>
+        </w:rPr>
+        <w:t xml:space="preserve">Quarterly trend (last ~4 quarters + concall commentary):</w:t>
+      </w:r>
+    </w:p>
+    <w:p>
+      <w:pPr>
+        <w:pStyle w:val="ListParagraph"/>
+        <w:numPr>
+          <w:ilvl w:val="0"/>
+          <w:numId w:val="1"/>
+        </w:numPr>
+        <w:spacing w:after="60"/>
+      </w:pPr>
+      <w:r>
+        <w:t xml:space="preserve">FY26 quarters: low-single-digit volume growth, EBITDA/ton pressured (Rs ~15,300/ton in Q1 FY26).</w:t>
+      </w:r>
+    </w:p>
+    <w:p>
+      <w:pPr>
+        <w:pStyle w:val="ListParagraph"/>
+        <w:numPr>
+          <w:ilvl w:val="0"/>
+          <w:numId w:val="1"/>
+        </w:numPr>
+        <w:spacing w:after="60"/>
+      </w:pPr>
+      <w:r>
+        <w:t xml:space="preserve">Q4 FY26: standalone PAT Rs 54.5 Cr (+5.4%), sales +3.9% - soft exit.</w:t>
+      </w:r>
+    </w:p>
+    <w:p>
+      <w:pPr>
+        <w:pStyle w:val="ListParagraph"/>
+        <w:numPr>
+          <w:ilvl w:val="0"/>
+          <w:numId w:val="1"/>
+        </w:numPr>
+        <w:spacing w:after="60"/>
+      </w:pPr>
+      <w:r>
+        <w:t xml:space="preserve">Q1 FY27: revenue Rs 989 Cr (+28.6% YoY), PAT Rs 63.8 Cr (+22.3% YoY); EBITDA/ton recovered to ~Rs 19,177.</w:t>
+      </w:r>
+    </w:p>
+    <w:p>
+      <w:pPr>
+        <w:pStyle w:val="ListParagraph"/>
+        <w:numPr>
+          <w:ilvl w:val="0"/>
+          <w:numId w:val="1"/>
+        </w:numPr>
+        <w:spacing w:after="60"/>
+      </w:pPr>
+      <w:r>
+        <w:t xml:space="preserve">Driver: Bhiwadi plant ramping + mix/export improvement; volumes still guided to ~231k MT for FY27 (73% utilisation).</w:t>
+      </w:r>
+    </w:p>
+    <w:p>
+      <w:pPr>
+        <w:pStyle w:val="ListParagraph"/>
+        <w:numPr>
+          <w:ilvl w:val="0"/>
+          <w:numId w:val="1"/>
+        </w:numPr>
+        <w:spacing w:after="60"/>
+      </w:pPr>
+      <w:r>
+        <w:t xml:space="preserve">Trend: FY26 stall -&gt; Q1 FY27 capacity-led re-acceleration, not yet confirmed across multiple quarters.</w:t>
+      </w:r>
+    </w:p>
+    <w:p>
+      <w:pPr>
+        <w:spacing w:after="120"/>
+      </w:pPr>
+      <w:r>
+        <w:rPr>
+          <w:b/>
+          <w:bCs/>
+          <w:sz w:val="20"/>
+          <w:szCs w:val="20"/>
+        </w:rPr>
+        <w:t xml:space="preserve">Exchange announcements (last 6 months):</w:t>
+      </w:r>
+    </w:p>
+    <w:p>
+      <w:pPr>
+        <w:pStyle w:val="ListParagraph"/>
+        <w:numPr>
+          <w:ilvl w:val="0"/>
+          <w:numId w:val="1"/>
+        </w:numPr>
+        <w:spacing w:after="60"/>
+      </w:pPr>
+      <w:r>
+        <w:t xml:space="preserve">Aug-2026: board approved relocating the BESS project to Kolkata; all other Phase-1 details unchanged.</w:t>
+      </w:r>
+    </w:p>
+    <w:p>
+      <w:pPr>
+        <w:pStyle w:val="ListParagraph"/>
+        <w:numPr>
+          <w:ilvl w:val="0"/>
+          <w:numId w:val="1"/>
+        </w:numPr>
+        <w:spacing w:after="60"/>
+      </w:pPr>
+      <w:r>
+        <w:t xml:space="preserve">Q1 FY27 earnings call recording uploaded (11-Aug-2026); management reiterated FY27 volume/revenue guidance.</w:t>
+      </w:r>
+    </w:p>
+    <w:p>
+      <w:pPr>
+        <w:pStyle w:val="ListParagraph"/>
+        <w:numPr>
+          <w:ilvl w:val="0"/>
+          <w:numId w:val="1"/>
+        </w:numPr>
+        <w:spacing w:after="60"/>
+      </w:pPr>
+      <w:r>
+        <w:t xml:space="preserve">Final dividend Rs 1.25/sh, ex-date 18-Sep-2026.</w:t>
+      </w:r>
+    </w:p>
+    <w:p>
+      <w:pPr>
+        <w:pStyle w:val="ListParagraph"/>
+        <w:numPr>
+          <w:ilvl w:val="0"/>
+          <w:numId w:val="1"/>
+        </w:numPr>
+        <w:spacing w:after="60"/>
+      </w:pPr>
+      <w:r>
+        <w:t xml:space="preserve">CRISIL rating update Jul-2026.</w:t>
+      </w:r>
+    </w:p>
+    <w:p>
+      <w:pPr>
+        <w:pStyle w:val="ListParagraph"/>
+        <w:numPr>
+          <w:ilvl w:val="0"/>
+          <w:numId w:val="1"/>
+        </w:numPr>
+        <w:spacing w:after="60"/>
+      </w:pPr>
+      <w:r>
+        <w:t xml:space="preserve">KKalpana Industries shareholders approved FY27 RPTs with DDev (~Rs 82 Cr aggregate).</w:t>
+      </w:r>
+    </w:p>
+    <w:p>
+      <w:pPr>
+        <w:spacing w:after="120"/>
+      </w:pPr>
+      <w:r>
+        <w:rPr>
+          <w:b/>
+          <w:bCs/>
+          <w:sz w:val="20"/>
+          <w:szCs w:val="20"/>
+        </w:rPr>
+        <w:t xml:space="preserve">Key new facts vs. the prior write-up:</w:t>
+      </w:r>
+    </w:p>
+    <w:p>
+      <w:pPr>
+        <w:pStyle w:val="ListParagraph"/>
+        <w:numPr>
+          <w:ilvl w:val="0"/>
+          <w:numId w:val="1"/>
+        </w:numPr>
+        <w:spacing w:after="60"/>
+      </w:pPr>
+      <w:r>
+        <w:t xml:space="preserve">Q1 FY27 revenue +28.6% and PAT +22.3% - the FY26 volume-stall narrative has begun to reverse on the Bhiwadi ramp.</w:t>
+      </w:r>
+    </w:p>
+    <w:p>
+      <w:pPr>
+        <w:pStyle w:val="ListParagraph"/>
+        <w:numPr>
+          <w:ilvl w:val="0"/>
+          <w:numId w:val="1"/>
+        </w:numPr>
+        <w:spacing w:after="60"/>
+      </w:pPr>
+      <w:r>
+        <w:t xml:space="preserve">EBITDA/ton recovered materially YoY (Rs 15,304 -&gt; Rs 19,177).</w:t>
+      </w:r>
+    </w:p>
+    <w:p>
+      <w:pPr>
+        <w:pStyle w:val="ListParagraph"/>
+        <w:numPr>
+          <w:ilvl w:val="0"/>
+          <w:numId w:val="1"/>
+        </w:numPr>
+        <w:spacing w:after="60"/>
+      </w:pPr>
+      <w:r>
+        <w:t xml:space="preserve">BESS project relocated to Kolkata; commissioning timing has slipped (now FY27).</w:t>
+      </w:r>
+    </w:p>
+    <w:p>
+      <w:pPr>
+        <w:pStyle w:val="ListParagraph"/>
+        <w:numPr>
+          <w:ilvl w:val="0"/>
+          <w:numId w:val="1"/>
+        </w:numPr>
+        <w:spacing w:after="60"/>
+      </w:pPr>
+      <w:r>
+        <w:t xml:space="preserve">Valuation is ~15x P/E / ~3x book - undemanding for a 30%+ ROCE net-cash compounder.</w:t>
+      </w:r>
+    </w:p>
+    <w:p>
+      <w:pPr>
+        <w:pStyle w:val="ListParagraph"/>
+        <w:numPr>
+          <w:ilvl w:val="0"/>
+          <w:numId w:val="1"/>
+        </w:numPr>
+        <w:spacing w:after="60"/>
+      </w:pPr>
+      <w:r>
+        <w:t xml:space="preserve">FY27 company guidance is only +13% revenue - core growth ambition remains mid-teens.</w:t>
+      </w:r>
+    </w:p>
+    <w:p>
+      <w:pPr>
+        <w:spacing w:after="120"/>
+      </w:pPr>
+      <w:r>
+        <w:rPr>
+          <w:b/>
+          <w:bCs/>
+          <w:sz w:val="20"/>
+          <w:szCs w:val="20"/>
+        </w:rPr>
+        <w:t xml:space="preserve">Open questions / what to watch:</w:t>
+      </w:r>
+    </w:p>
+    <w:p>
+      <w:pPr>
+        <w:pStyle w:val="ListParagraph"/>
+        <w:numPr>
+          <w:ilvl w:val="0"/>
+          <w:numId w:val="1"/>
+        </w:numPr>
+        <w:spacing w:after="60"/>
+      </w:pPr>
+      <w:r>
+        <w:t xml:space="preserve">Does the Q1 FY27 re-acceleration sustain, or does it fade to the guided +13% once the Bhiwadi base effect passes?</w:t>
+      </w:r>
+    </w:p>
+    <w:p>
+      <w:pPr>
+        <w:pStyle w:val="ListParagraph"/>
+        <w:numPr>
+          <w:ilvl w:val="0"/>
+          <w:numId w:val="1"/>
+        </w:numPr>
+        <w:spacing w:after="60"/>
+      </w:pPr>
+      <w:r>
+        <w:t xml:space="preserve">When does the BESS Phase-1 plant actually commission, and what order/customer visibility exists for the assembly-led model?</w:t>
+      </w:r>
+    </w:p>
+    <w:p>
+      <w:pPr>
+        <w:pStyle w:val="ListParagraph"/>
+        <w:numPr>
+          <w:ilvl w:val="0"/>
+          <w:numId w:val="1"/>
+        </w:numPr>
+        <w:spacing w:after="60"/>
+      </w:pPr>
+      <w:r>
+        <w:t xml:space="preserve">Can the assembly-led BESS model earn acceptable ROCE at scale, or is it a low-margin systems-integration business?</w:t>
+      </w:r>
+    </w:p>
+    <w:p>
+      <w:pPr>
+        <w:pStyle w:val="ListParagraph"/>
+        <w:numPr>
+          <w:ilvl w:val="0"/>
+          <w:numId w:val="1"/>
+        </w:numPr>
+        <w:spacing w:after="60"/>
+      </w:pPr>
+      <w:r>
+        <w:t xml:space="preserve">Will KKalpana-group RPTs stay contained now that limits have been re-approved at ~Rs 82 Cr?</w:t>
+      </w:r>
+    </w:p>
+    <w:p>
+      <w:pPr>
+        <w:spacing w:after="120" w:before="120"/>
+      </w:pPr>
+      <w:r>
+        <w:rPr>
+          <w:b/>
+          <w:bCs/>
+          <w:sz w:val="20"/>
+          <w:szCs w:val="20"/>
+        </w:rPr>
+        <w:t xml:space="preserve">Conviction impact: </w:t>
+      </w:r>
+      <w:r>
+        <w:rPr>
+          <w:sz w:val="20"/>
+          <w:szCs w:val="20"/>
+        </w:rPr>
+        <w:t xml:space="preserve">Medium -&gt; Medium. The Q1 FY27 capacity-led inflection, undemanding ~15x valuation, high returns and reduced governance flag strengthen the case, but BESS timing slippage/relocation, a modest +13% FY27 core guidance and the persistent KKalpana RPT relationship keep conviction at Medium.</w:t>
+      </w:r>
+    </w:p>
+    <w:p>
+      <w:pPr>
+        <w:pStyle w:val="Heading1"/>
+        <w:spacing w:after="120" w:before="280"/>
+      </w:pPr>
+      <w:r>
+        <w:t xml:space="preserve">Guidance &amp; Expectation Gap</w:t>
+      </w:r>
+    </w:p>
+    <w:p>
+      <w:pPr>
+        <w:spacing w:after="120"/>
+      </w:pPr>
       <w:r>
         <w:rPr>
           <w:i/>
@@ -353,20 +888,12 @@
           <w:sz w:val="18"/>
           <w:szCs w:val="18"/>
         </w:rPr>
-        <w:t xml:space="preserve"/>
-      </w:r>
-      <w:r>
-        <w:rPr>
-          <w:sz w:val="20"/>
-          <w:szCs w:val="20"/>
-        </w:rPr>
-        <w:br/>
-        <w:t xml:space="preserve">: Posted a detailed technical breakdown of DDev's BESS entry: a capital-efficient 'assembly-led manufacturing' model (not cell manufacturing from scratch), positioning as a BESS systems assembler/supplier for EPC players and utilities.</w:t>
-      </w:r>
-    </w:p>
-    <w:p>
-      <w:pPr>
-        <w:spacing w:after="100"/>
+        <w:t xml:space="preserve">Management guidance decoded into commitments, graded on the expectation → action → operational → commercial → financial ladder, then compared to what the current price appears to assume. Method: playbook/guidance-and-expectation-gap.md.</w:t>
+      </w:r>
+    </w:p>
+    <w:p>
+      <w:pPr>
+        <w:spacing w:after="120"/>
       </w:pPr>
       <w:r>
         <w:rPr>
@@ -375,8 +902,1079 @@
           <w:sz w:val="20"/>
           <w:szCs w:val="20"/>
         </w:rPr>
-        <w:t xml:space="preserve">2025-08-29 — undefined</w:t>
-      </w:r>
+        <w:t xml:space="preserve">Commitment ladder (most-proven first):</w:t>
+      </w:r>
+    </w:p>
+    <w:tbl>
+      <w:tblPr>
+        <w:tblW w:type="dxa" w:w="9000"/>
+        <w:tblBorders>
+          <w:top w:val="single" w:color="auto" w:sz="4"/>
+          <w:left w:val="single" w:color="auto" w:sz="4"/>
+          <w:bottom w:val="single" w:color="auto" w:sz="4"/>
+          <w:right w:val="single" w:color="auto" w:sz="4"/>
+          <w:insideH w:val="single" w:color="auto" w:sz="4"/>
+          <w:insideV w:val="single" w:color="auto" w:sz="4"/>
+        </w:tblBorders>
+      </w:tblPr>
+      <w:tblGrid>
+        <w:gridCol w:w="1100"/>
+        <w:gridCol w:w="2600"/>
+        <w:gridCol w:w="2400"/>
+        <w:gridCol w:w="900"/>
+        <w:gridCol w:w="1200"/>
+        <w:gridCol w:w="800"/>
+      </w:tblGrid>
+      <w:tr>
+        <w:trPr>
+          <w:tblHeader/>
+        </w:trPr>
+        <w:tc>
+          <w:tcPr>
+            <w:tcW w:type="dxa" w:w="1100"/>
+            <w:shd w:fill="F2F2F2" w:val="clear"/>
+          </w:tcPr>
+          <w:p>
+            <w:r>
+              <w:rPr>
+                <w:b/>
+                <w:bCs/>
+                <w:sz w:val="18"/>
+                <w:szCs w:val="18"/>
+              </w:rPr>
+              <w:t xml:space="preserve">Area</w:t>
+            </w:r>
+          </w:p>
+        </w:tc>
+        <w:tc>
+          <w:tcPr>
+            <w:tcW w:type="dxa" w:w="2600"/>
+            <w:shd w:fill="F2F2F2" w:val="clear"/>
+          </w:tcPr>
+          <w:p>
+            <w:r>
+              <w:rPr>
+                <w:b/>
+                <w:bCs/>
+                <w:sz w:val="18"/>
+                <w:szCs w:val="18"/>
+              </w:rPr>
+              <w:t xml:space="preserve">Commitment</w:t>
+            </w:r>
+          </w:p>
+        </w:tc>
+        <w:tc>
+          <w:tcPr>
+            <w:tcW w:type="dxa" w:w="2400"/>
+            <w:shd w:fill="F2F2F2" w:val="clear"/>
+          </w:tcPr>
+          <w:p>
+            <w:r>
+              <w:rPr>
+                <w:b/>
+                <w:bCs/>
+                <w:sz w:val="18"/>
+                <w:szCs w:val="18"/>
+              </w:rPr>
+              <w:t xml:space="preserve">Specifics</w:t>
+            </w:r>
+          </w:p>
+        </w:tc>
+        <w:tc>
+          <w:tcPr>
+            <w:tcW w:type="dxa" w:w="900"/>
+            <w:shd w:fill="F2F2F2" w:val="clear"/>
+          </w:tcPr>
+          <w:p>
+            <w:r>
+              <w:rPr>
+                <w:b/>
+                <w:bCs/>
+                <w:sz w:val="18"/>
+                <w:szCs w:val="18"/>
+              </w:rPr>
+              <w:t xml:space="preserve">By when</w:t>
+            </w:r>
+          </w:p>
+        </w:tc>
+        <w:tc>
+          <w:tcPr>
+            <w:tcW w:type="dxa" w:w="1200"/>
+            <w:shd w:fill="F2F2F2" w:val="clear"/>
+          </w:tcPr>
+          <w:p>
+            <w:r>
+              <w:rPr>
+                <w:b/>
+                <w:bCs/>
+                <w:sz w:val="18"/>
+                <w:szCs w:val="18"/>
+              </w:rPr>
+              <w:t xml:space="preserve">Stage</w:t>
+            </w:r>
+          </w:p>
+        </w:tc>
+        <w:tc>
+          <w:tcPr>
+            <w:tcW w:type="dxa" w:w="800"/>
+            <w:shd w:fill="F2F2F2" w:val="clear"/>
+          </w:tcPr>
+          <w:p>
+            <w:r>
+              <w:rPr>
+                <w:b/>
+                <w:bCs/>
+                <w:sz w:val="18"/>
+                <w:szCs w:val="18"/>
+              </w:rPr>
+              <w:t xml:space="preserve">Thesis-critical</w:t>
+            </w:r>
+          </w:p>
+        </w:tc>
+      </w:tr>
+      <w:tr>
+        <w:tc>
+          <w:tcPr>
+            <w:tcW w:type="dxa" w:w="1100"/>
+          </w:tcPr>
+          <w:p>
+            <w:r>
+              <w:rPr>
+                <w:b w:val="false"/>
+                <w:bCs w:val="false"/>
+                <w:sz w:val="18"/>
+                <w:szCs w:val="18"/>
+              </w:rPr>
+              <w:t xml:space="preserve">capacity</w:t>
+            </w:r>
+          </w:p>
+        </w:tc>
+        <w:tc>
+          <w:tcPr>
+            <w:tcW w:type="dxa" w:w="2600"/>
+          </w:tcPr>
+          <w:p>
+            <w:r>
+              <w:rPr>
+                <w:b w:val="false"/>
+                <w:bCs w:val="false"/>
+                <w:sz w:val="18"/>
+                <w:szCs w:val="18"/>
+              </w:rPr>
+              <w:t xml:space="preserve">Ramp the new Bhiwadi (Rajasthan) polymer-compound plant</w:t>
+            </w:r>
+          </w:p>
+        </w:tc>
+        <w:tc>
+          <w:tcPr>
+            <w:tcW w:type="dxa" w:w="2400"/>
+          </w:tcPr>
+          <w:p>
+            <w:r>
+              <w:rPr>
+                <w:b w:val="false"/>
+                <w:bCs w:val="false"/>
+                <w:sz w:val="18"/>
+                <w:szCs w:val="18"/>
+              </w:rPr>
+              <w:t xml:space="preserve">commercial from late Apr-2026; feeds FY27 volume target ~231,000 MT at 73% utilisation</w:t>
+            </w:r>
+          </w:p>
+        </w:tc>
+        <w:tc>
+          <w:tcPr>
+            <w:tcW w:type="dxa" w:w="900"/>
+          </w:tcPr>
+          <w:p>
+            <w:r>
+              <w:rPr>
+                <w:b w:val="false"/>
+                <w:bCs w:val="false"/>
+                <w:sz w:val="18"/>
+                <w:szCs w:val="18"/>
+              </w:rPr>
+              <w:t xml:space="preserve">FY27</w:t>
+            </w:r>
+          </w:p>
+        </w:tc>
+        <w:tc>
+          <w:tcPr>
+            <w:tcW w:type="dxa" w:w="1200"/>
+          </w:tcPr>
+          <w:p>
+            <w:r>
+              <w:rPr>
+                <w:b w:val="false"/>
+                <w:bCs w:val="false"/>
+                <w:sz w:val="18"/>
+                <w:szCs w:val="18"/>
+              </w:rPr>
+              <w:t xml:space="preserve">financial</w:t>
+            </w:r>
+          </w:p>
+        </w:tc>
+        <w:tc>
+          <w:tcPr>
+            <w:tcW w:type="dxa" w:w="800"/>
+          </w:tcPr>
+          <w:p>
+            <w:r>
+              <w:rPr>
+                <w:b w:val="false"/>
+                <w:bCs w:val="false"/>
+                <w:sz w:val="18"/>
+                <w:szCs w:val="18"/>
+              </w:rPr>
+              <w:t xml:space="preserve">yes</w:t>
+            </w:r>
+          </w:p>
+        </w:tc>
+      </w:tr>
+      <w:tr>
+        <w:tc>
+          <w:tcPr>
+            <w:tcW w:type="dxa" w:w="1100"/>
+          </w:tcPr>
+          <w:p>
+            <w:r>
+              <w:rPr>
+                <w:b w:val="false"/>
+                <w:bCs w:val="false"/>
+                <w:sz w:val="18"/>
+                <w:szCs w:val="18"/>
+              </w:rPr>
+              <w:t xml:space="preserve">new_business</w:t>
+            </w:r>
+          </w:p>
+        </w:tc>
+        <w:tc>
+          <w:tcPr>
+            <w:tcW w:type="dxa" w:w="2600"/>
+          </w:tcPr>
+          <w:p>
+            <w:r>
+              <w:rPr>
+                <w:b w:val="false"/>
+                <w:bCs w:val="false"/>
+                <w:sz w:val="18"/>
+                <w:szCs w:val="18"/>
+              </w:rPr>
+              <w:t xml:space="preserve">Commission BESS Phase 1 (5 GWh assembly plant)</w:t>
+            </w:r>
+          </w:p>
+        </w:tc>
+        <w:tc>
+          <w:tcPr>
+            <w:tcW w:type="dxa" w:w="2400"/>
+          </w:tcPr>
+          <w:p>
+            <w:r>
+              <w:rPr>
+                <w:b w:val="false"/>
+                <w:bCs w:val="false"/>
+                <w:sz w:val="18"/>
+                <w:szCs w:val="18"/>
+              </w:rPr>
+              <w:t xml:space="preserve">Rs 150-200 Cr capex, internal accruals, assembly-led model, relocated to Kolkata; targeted FY27</w:t>
+            </w:r>
+          </w:p>
+        </w:tc>
+        <w:tc>
+          <w:tcPr>
+            <w:tcW w:type="dxa" w:w="900"/>
+          </w:tcPr>
+          <w:p>
+            <w:r>
+              <w:rPr>
+                <w:b w:val="false"/>
+                <w:bCs w:val="false"/>
+                <w:sz w:val="18"/>
+                <w:szCs w:val="18"/>
+              </w:rPr>
+              <w:t xml:space="preserve">FY27</w:t>
+            </w:r>
+          </w:p>
+        </w:tc>
+        <w:tc>
+          <w:tcPr>
+            <w:tcW w:type="dxa" w:w="1200"/>
+          </w:tcPr>
+          <w:p>
+            <w:r>
+              <w:rPr>
+                <w:b w:val="false"/>
+                <w:bCs w:val="false"/>
+                <w:sz w:val="18"/>
+                <w:szCs w:val="18"/>
+              </w:rPr>
+              <w:t xml:space="preserve">action</w:t>
+            </w:r>
+          </w:p>
+        </w:tc>
+        <w:tc>
+          <w:tcPr>
+            <w:tcW w:type="dxa" w:w="800"/>
+          </w:tcPr>
+          <w:p>
+            <w:r>
+              <w:rPr>
+                <w:b w:val="false"/>
+                <w:bCs w:val="false"/>
+                <w:sz w:val="18"/>
+                <w:szCs w:val="18"/>
+              </w:rPr>
+              <w:t xml:space="preserve">yes</w:t>
+            </w:r>
+          </w:p>
+        </w:tc>
+      </w:tr>
+      <w:tr>
+        <w:tc>
+          <w:tcPr>
+            <w:tcW w:type="dxa" w:w="1100"/>
+          </w:tcPr>
+          <w:p>
+            <w:r>
+              <w:rPr>
+                <w:b w:val="false"/>
+                <w:bCs w:val="false"/>
+                <w:sz w:val="18"/>
+                <w:szCs w:val="18"/>
+              </w:rPr>
+              <w:t xml:space="preserve">margin</w:t>
+            </w:r>
+          </w:p>
+        </w:tc>
+        <w:tc>
+          <w:tcPr>
+            <w:tcW w:type="dxa" w:w="2600"/>
+          </w:tcPr>
+          <w:p>
+            <w:r>
+              <w:rPr>
+                <w:b w:val="false"/>
+                <w:bCs w:val="false"/>
+                <w:sz w:val="18"/>
+                <w:szCs w:val="18"/>
+              </w:rPr>
+              <w:t xml:space="preserve">Sustain EBITDA/ton recovery</w:t>
+            </w:r>
+          </w:p>
+        </w:tc>
+        <w:tc>
+          <w:tcPr>
+            <w:tcW w:type="dxa" w:w="2400"/>
+          </w:tcPr>
+          <w:p>
+            <w:r>
+              <w:rPr>
+                <w:b w:val="false"/>
+                <w:bCs w:val="false"/>
+                <w:sz w:val="18"/>
+                <w:szCs w:val="18"/>
+              </w:rPr>
+              <w:t xml:space="preserve">Q1 FY27 Rs 19,177/ton vs Rs 15,304 YoY</w:t>
+            </w:r>
+          </w:p>
+        </w:tc>
+        <w:tc>
+          <w:tcPr>
+            <w:tcW w:type="dxa" w:w="900"/>
+          </w:tcPr>
+          <w:p>
+            <w:r>
+              <w:rPr>
+                <w:b w:val="false"/>
+                <w:bCs w:val="false"/>
+                <w:sz w:val="18"/>
+                <w:szCs w:val="18"/>
+              </w:rPr>
+              <w:t xml:space="preserve">6M</w:t>
+            </w:r>
+          </w:p>
+        </w:tc>
+        <w:tc>
+          <w:tcPr>
+            <w:tcW w:type="dxa" w:w="1200"/>
+          </w:tcPr>
+          <w:p>
+            <w:r>
+              <w:rPr>
+                <w:b w:val="false"/>
+                <w:bCs w:val="false"/>
+                <w:sz w:val="18"/>
+                <w:szCs w:val="18"/>
+              </w:rPr>
+              <w:t xml:space="preserve">commercial</w:t>
+            </w:r>
+          </w:p>
+        </w:tc>
+        <w:tc>
+          <w:tcPr>
+            <w:tcW w:type="dxa" w:w="800"/>
+          </w:tcPr>
+          <w:p>
+            <w:r>
+              <w:rPr>
+                <w:b w:val="false"/>
+                <w:bCs w:val="false"/>
+                <w:sz w:val="18"/>
+                <w:szCs w:val="18"/>
+              </w:rPr>
+              <w:t xml:space="preserve"/>
+            </w:r>
+          </w:p>
+        </w:tc>
+      </w:tr>
+      <w:tr>
+        <w:tc>
+          <w:tcPr>
+            <w:tcW w:type="dxa" w:w="1100"/>
+          </w:tcPr>
+          <w:p>
+            <w:r>
+              <w:rPr>
+                <w:b w:val="false"/>
+                <w:bCs w:val="false"/>
+                <w:sz w:val="18"/>
+                <w:szCs w:val="18"/>
+              </w:rPr>
+              <w:t xml:space="preserve">growth</w:t>
+            </w:r>
+          </w:p>
+        </w:tc>
+        <w:tc>
+          <w:tcPr>
+            <w:tcW w:type="dxa" w:w="2600"/>
+          </w:tcPr>
+          <w:p>
+            <w:r>
+              <w:rPr>
+                <w:b w:val="false"/>
+                <w:bCs w:val="false"/>
+                <w:sz w:val="18"/>
+                <w:szCs w:val="18"/>
+              </w:rPr>
+              <w:t xml:space="preserve">FY27 revenue growth ~13% YoY, EBITDA margin ~11%</w:t>
+            </w:r>
+          </w:p>
+        </w:tc>
+        <w:tc>
+          <w:tcPr>
+            <w:tcW w:type="dxa" w:w="2400"/>
+          </w:tcPr>
+          <w:p>
+            <w:r>
+              <w:rPr>
+                <w:b w:val="false"/>
+                <w:bCs w:val="false"/>
+                <w:sz w:val="18"/>
+                <w:szCs w:val="18"/>
+              </w:rPr>
+              <w:t xml:space="preserve">volume 231,000 MT, 73% utilisation</w:t>
+            </w:r>
+          </w:p>
+        </w:tc>
+        <w:tc>
+          <w:tcPr>
+            <w:tcW w:type="dxa" w:w="900"/>
+          </w:tcPr>
+          <w:p>
+            <w:r>
+              <w:rPr>
+                <w:b w:val="false"/>
+                <w:bCs w:val="false"/>
+                <w:sz w:val="18"/>
+                <w:szCs w:val="18"/>
+              </w:rPr>
+              <w:t xml:space="preserve">FY27</w:t>
+            </w:r>
+          </w:p>
+        </w:tc>
+        <w:tc>
+          <w:tcPr>
+            <w:tcW w:type="dxa" w:w="1200"/>
+          </w:tcPr>
+          <w:p>
+            <w:r>
+              <w:rPr>
+                <w:b w:val="false"/>
+                <w:bCs w:val="false"/>
+                <w:sz w:val="18"/>
+                <w:szCs w:val="18"/>
+              </w:rPr>
+              <w:t xml:space="preserve">expectation</w:t>
+            </w:r>
+          </w:p>
+        </w:tc>
+        <w:tc>
+          <w:tcPr>
+            <w:tcW w:type="dxa" w:w="800"/>
+          </w:tcPr>
+          <w:p>
+            <w:r>
+              <w:rPr>
+                <w:b w:val="false"/>
+                <w:bCs w:val="false"/>
+                <w:sz w:val="18"/>
+                <w:szCs w:val="18"/>
+              </w:rPr>
+              <w:t xml:space="preserve"/>
+            </w:r>
+          </w:p>
+        </w:tc>
+      </w:tr>
+    </w:tbl>
+    <w:p>
+      <w:pPr>
+        <w:spacing w:after="60" w:before="120"/>
+      </w:pPr>
+      <w:r>
+        <w:rPr>
+          <w:b/>
+          <w:bCs/>
+          <w:sz w:val="20"/>
+          <w:szCs w:val="20"/>
+        </w:rPr>
+        <w:t xml:space="preserve">Earnings chain: </w:t>
+      </w:r>
+      <w:r>
+        <w:rPr>
+          <w:b w:val="false"/>
+          <w:bCs w:val="false"/>
+          <w:sz w:val="20"/>
+          <w:szCs w:val="20"/>
+        </w:rPr>
+        <w:t xml:space="preserve">Bhiwadi capacity online</w:t>
+      </w:r>
+      <w:r>
+        <w:rPr>
+          <w:color w:val="666666"/>
+          <w:sz w:val="20"/>
+          <w:szCs w:val="20"/>
+        </w:rPr>
+        <w:t xml:space="preserve"> → </w:t>
+      </w:r>
+      <w:r>
+        <w:rPr>
+          <w:b/>
+          <w:bCs/>
+          <w:color w:val="A32020"/>
+          <w:sz w:val="20"/>
+          <w:szCs w:val="20"/>
+        </w:rPr>
+        <w:t xml:space="preserve">volume growth + export/value-added mix</w:t>
+      </w:r>
+      <w:r>
+        <w:rPr>
+          <w:color w:val="666666"/>
+          <w:sz w:val="20"/>
+          <w:szCs w:val="20"/>
+        </w:rPr>
+        <w:t xml:space="preserve"> → </w:t>
+      </w:r>
+      <w:r>
+        <w:rPr>
+          <w:b w:val="false"/>
+          <w:bCs w:val="false"/>
+          <w:sz w:val="20"/>
+          <w:szCs w:val="20"/>
+        </w:rPr>
+        <w:t xml:space="preserve">revenue growth</w:t>
+      </w:r>
+      <w:r>
+        <w:rPr>
+          <w:color w:val="666666"/>
+          <w:sz w:val="20"/>
+          <w:szCs w:val="20"/>
+        </w:rPr>
+        <w:t xml:space="preserve"> → </w:t>
+      </w:r>
+      <w:r>
+        <w:rPr>
+          <w:b w:val="false"/>
+          <w:bCs w:val="false"/>
+          <w:sz w:val="20"/>
+          <w:szCs w:val="20"/>
+        </w:rPr>
+        <w:t xml:space="preserve">EBITDA/ton recovery + operating leverage</w:t>
+      </w:r>
+      <w:r>
+        <w:rPr>
+          <w:color w:val="666666"/>
+          <w:sz w:val="20"/>
+          <w:szCs w:val="20"/>
+        </w:rPr>
+        <w:t xml:space="preserve"> → </w:t>
+      </w:r>
+      <w:r>
+        <w:rPr>
+          <w:b w:val="false"/>
+          <w:bCs w:val="false"/>
+          <w:sz w:val="20"/>
+          <w:szCs w:val="20"/>
+        </w:rPr>
+        <w:t xml:space="preserve">EBITDA</w:t>
+      </w:r>
+      <w:r>
+        <w:rPr>
+          <w:color w:val="666666"/>
+          <w:sz w:val="20"/>
+          <w:szCs w:val="20"/>
+        </w:rPr>
+        <w:t xml:space="preserve"> → </w:t>
+      </w:r>
+      <w:r>
+        <w:rPr>
+          <w:b w:val="false"/>
+          <w:bCs w:val="false"/>
+          <w:sz w:val="20"/>
+          <w:szCs w:val="20"/>
+        </w:rPr>
+        <w:t xml:space="preserve">PAT</w:t>
+      </w:r>
+      <w:r>
+        <w:rPr>
+          <w:color w:val="666666"/>
+          <w:sz w:val="20"/>
+          <w:szCs w:val="20"/>
+        </w:rPr>
+        <w:t xml:space="preserve"> → </w:t>
+      </w:r>
+      <w:r>
+        <w:rPr>
+          <w:b w:val="false"/>
+          <w:bCs w:val="false"/>
+          <w:sz w:val="20"/>
+          <w:szCs w:val="20"/>
+        </w:rPr>
+        <w:t xml:space="preserve">FCF (net of Bhiwadi + BESS capex)</w:t>
+      </w:r>
+    </w:p>
+    <w:p>
+      <w:pPr>
+        <w:spacing w:after="120"/>
+      </w:pPr>
+      <w:r>
+        <w:rPr>
+          <w:color w:val="666666"/>
+          <w:sz w:val="18"/>
+          <w:szCs w:val="18"/>
+        </w:rPr>
+        <w:t xml:space="preserve">Bottleneck link: volume growth + export/value-added mix.</w:t>
+      </w:r>
+    </w:p>
+    <w:p>
+      <w:pPr>
+        <w:spacing w:after="120"/>
+      </w:pPr>
+      <w:r>
+        <w:rPr>
+          <w:color w:val="666666"/>
+          <w:sz w:val="18"/>
+          <w:szCs w:val="18"/>
+        </w:rPr>
+        <w:t xml:space="preserve">Operating leverage: yes - EBITDA/ton and margin improve as new capacity fills; fixed cost base spread over higher volume</w:t>
+      </w:r>
+    </w:p>
+    <w:p>
+      <w:pPr>
+        <w:spacing w:after="120"/>
+      </w:pPr>
+      <w:r>
+        <w:rPr>
+          <w:color w:val="666666"/>
+          <w:sz w:val="18"/>
+          <w:szCs w:val="18"/>
+        </w:rPr>
+        <w:t xml:space="preserve">Evidenced: Bhiwadi capacity online; volume growth + export/value-added mix; revenue growth; EBITDA/ton recovery + operating leverage. Still assumed: FCF (net of Bhiwadi + BESS capex).</w:t>
+      </w:r>
+    </w:p>
+    <w:p>
+      <w:pPr>
+        <w:spacing w:after="120"/>
+      </w:pPr>
+      <w:r>
+        <w:rPr>
+          <w:b/>
+          <w:bCs/>
+          <w:sz w:val="20"/>
+          <w:szCs w:val="20"/>
+        </w:rPr>
+        <w:t xml:space="preserve">Market expectation vs. our path:</w:t>
+      </w:r>
+    </w:p>
+    <w:tbl>
+      <w:tblPr>
+        <w:tblW w:type="dxa" w:w="9000"/>
+        <w:tblBorders>
+          <w:top w:val="single" w:color="auto" w:sz="4"/>
+          <w:left w:val="single" w:color="auto" w:sz="4"/>
+          <w:bottom w:val="single" w:color="auto" w:sz="4"/>
+          <w:right w:val="single" w:color="auto" w:sz="4"/>
+          <w:insideH w:val="single" w:color="auto" w:sz="4"/>
+          <w:insideV w:val="single" w:color="auto" w:sz="4"/>
+        </w:tblBorders>
+      </w:tblPr>
+      <w:tblGrid>
+        <w:gridCol w:w="3200"/>
+        <w:gridCol w:w="5800"/>
+      </w:tblGrid>
+      <w:tr>
+        <w:tc>
+          <w:tcPr>
+            <w:tcW w:type="dxa" w:w="3200"/>
+            <w:shd w:fill="F2F2F2" w:val="clear"/>
+          </w:tcPr>
+          <w:p>
+            <w:r>
+              <w:rPr>
+                <w:b/>
+                <w:bCs/>
+              </w:rPr>
+              <w:t xml:space="preserve">As of</w:t>
+            </w:r>
+          </w:p>
+        </w:tc>
+        <w:tc>
+          <w:tcPr>
+            <w:tcW w:type="dxa" w:w="5800"/>
+          </w:tcPr>
+          <w:p>
+            <w:r>
+              <w:t xml:space="preserve">2026-09-08</w:t>
+            </w:r>
+          </w:p>
+        </w:tc>
+      </w:tr>
+      <w:tr>
+        <w:tc>
+          <w:tcPr>
+            <w:tcW w:type="dxa" w:w="3200"/>
+            <w:shd w:fill="F2F2F2" w:val="clear"/>
+          </w:tcPr>
+          <w:p>
+            <w:r>
+              <w:rPr>
+                <w:b/>
+                <w:bCs/>
+              </w:rPr>
+              <w:t xml:space="preserve">Price / multiple</w:t>
+            </w:r>
+          </w:p>
+        </w:tc>
+        <w:tc>
+          <w:tcPr>
+            <w:tcW w:type="dxa" w:w="5800"/>
+          </w:tcPr>
+          <w:p>
+            <w:r>
+              <w:t xml:space="preserve">Rs 269 · 15x P/E</w:t>
+            </w:r>
+          </w:p>
+        </w:tc>
+      </w:tr>
+      <w:tr>
+        <w:tc>
+          <w:tcPr>
+            <w:tcW w:type="dxa" w:w="3200"/>
+            <w:shd w:fill="F2F2F2" w:val="clear"/>
+          </w:tcPr>
+          <w:p>
+            <w:r>
+              <w:rPr>
+                <w:b/>
+                <w:bCs/>
+              </w:rPr>
+              <w:t xml:space="preserve">Right valuation lens</w:t>
+            </w:r>
+          </w:p>
+        </w:tc>
+        <w:tc>
+          <w:tcPr>
+            <w:tcW w:type="dxa" w:w="5800"/>
+          </w:tcPr>
+          <w:p>
+            <w:r>
+              <w:t xml:space="preserve">P/E</w:t>
+            </w:r>
+          </w:p>
+        </w:tc>
+      </w:tr>
+      <w:tr>
+        <w:tc>
+          <w:tcPr>
+            <w:tcW w:type="dxa" w:w="3200"/>
+            <w:shd w:fill="F2F2F2" w:val="clear"/>
+          </w:tcPr>
+          <w:p>
+            <w:r>
+              <w:rPr>
+                <w:b/>
+                <w:bCs/>
+              </w:rPr>
+              <w:t xml:space="preserve">Price implies</w:t>
+            </w:r>
+          </w:p>
+        </w:tc>
+        <w:tc>
+          <w:tcPr>
+            <w:tcW w:type="dxa" w:w="5800"/>
+          </w:tcPr>
+          <w:p>
+            <w:r>
+              <w:t xml:space="preserve">~8-10% EPS CAGR FY26-28 justifies ~15x today at an ~18x compounder exit; anything above that (Bhiwadi sustaining, or BESS contributing) is upside not in the price</w:t>
+            </w:r>
+          </w:p>
+        </w:tc>
+      </w:tr>
+      <w:tr>
+        <w:tc>
+          <w:tcPr>
+            <w:tcW w:type="dxa" w:w="3200"/>
+            <w:shd w:fill="F2F2F2" w:val="clear"/>
+          </w:tcPr>
+          <w:p>
+            <w:r>
+              <w:rPr>
+                <w:b/>
+                <w:bCs/>
+              </w:rPr>
+              <w:t xml:space="preserve">Our FY27</w:t>
+            </w:r>
+          </w:p>
+        </w:tc>
+        <w:tc>
+          <w:tcPr>
+            <w:tcW w:type="dxa" w:w="5800"/>
+          </w:tcPr>
+          <w:p>
+            <w:r>
+              <w:t xml:space="preserve">revenue +18-22% (Bhiwadi ramp above the guided +13%), PAT +15-20% as EBITDA/ton holds</w:t>
+            </w:r>
+          </w:p>
+        </w:tc>
+      </w:tr>
+      <w:tr>
+        <w:tc>
+          <w:tcPr>
+            <w:tcW w:type="dxa" w:w="3200"/>
+            <w:shd w:fill="F2F2F2" w:val="clear"/>
+          </w:tcPr>
+          <w:p>
+            <w:r>
+              <w:rPr>
+                <w:b/>
+                <w:bCs/>
+              </w:rPr>
+              <w:t xml:space="preserve">Our FY28</w:t>
+            </w:r>
+          </w:p>
+        </w:tc>
+        <w:tc>
+          <w:tcPr>
+            <w:tcW w:type="dxa" w:w="5800"/>
+          </w:tcPr>
+          <w:p>
+            <w:r>
+              <w:t xml:space="preserve">core +12-15%; BESS a call option that could add a step-change if Phase 1 commissions and wins orders</w:t>
+            </w:r>
+          </w:p>
+        </w:tc>
+      </w:tr>
+      <w:tr>
+        <w:tc>
+          <w:tcPr>
+            <w:tcW w:type="dxa" w:w="3200"/>
+            <w:shd w:fill="F2F2F2" w:val="clear"/>
+          </w:tcPr>
+          <w:p>
+            <w:r>
+              <w:rPr>
+                <w:b/>
+                <w:bCs/>
+              </w:rPr>
+              <w:t xml:space="preserve">Gap direction</w:t>
+            </w:r>
+          </w:p>
+        </w:tc>
+        <w:tc>
+          <w:tcPr>
+            <w:tcW w:type="dxa" w:w="5800"/>
+          </w:tcPr>
+          <w:p>
+            <w:r>
+              <w:t xml:space="preserve">underestimated</w:t>
+            </w:r>
+          </w:p>
+        </w:tc>
+      </w:tr>
+      <w:tr>
+        <w:tc>
+          <w:tcPr>
+            <w:tcW w:type="dxa" w:w="3200"/>
+            <w:shd w:fill="F2F2F2" w:val="clear"/>
+          </w:tcPr>
+          <w:p>
+            <w:r>
+              <w:rPr>
+                <w:b/>
+                <w:bCs/>
+              </w:rPr>
+              <w:t xml:space="preserve">Gap type</w:t>
+            </w:r>
+          </w:p>
+        </w:tc>
+        <w:tc>
+          <w:tcPr>
+            <w:tcW w:type="dxa" w:w="5800"/>
+          </w:tcPr>
+          <w:p>
+            <w:r>
+              <w:t xml:space="preserve">volume</w:t>
+            </w:r>
+          </w:p>
+        </w:tc>
+      </w:tr>
+      <w:tr>
+        <w:tc>
+          <w:tcPr>
+            <w:tcW w:type="dxa" w:w="3200"/>
+            <w:shd w:fill="F2F2F2" w:val="clear"/>
+          </w:tcPr>
+          <w:p>
+            <w:r>
+              <w:rPr>
+                <w:b/>
+                <w:bCs/>
+              </w:rPr>
+              <w:t xml:space="preserve">Gap magnitude</w:t>
+            </w:r>
+          </w:p>
+        </w:tc>
+        <w:tc>
+          <w:tcPr>
+            <w:tcW w:type="dxa" w:w="5800"/>
+          </w:tcPr>
+          <w:p>
+            <w:r>
+              <w:t xml:space="preserve">15% (our FY28 PAT vs implied)</w:t>
+            </w:r>
+          </w:p>
+        </w:tc>
+      </w:tr>
+      <w:tr>
+        <w:tc>
+          <w:tcPr>
+            <w:tcW w:type="dxa" w:w="3200"/>
+            <w:shd w:fill="F2F2F2" w:val="clear"/>
+          </w:tcPr>
+          <w:p>
+            <w:r>
+              <w:rPr>
+                <w:b/>
+                <w:bCs/>
+              </w:rPr>
+              <w:t xml:space="preserve">Gap basis</w:t>
+            </w:r>
+          </w:p>
+        </w:tc>
+        <w:tc>
+          <w:tcPr>
+            <w:tcW w:type="dxa" w:w="5800"/>
+          </w:tcPr>
+          <w:p>
+            <w:r>
+              <w:t xml:space="preserve">the market multiple prices a mid-teens compounder; Q1 FY27 shows the Bhiwadi leg driving high-20s% growth and EBITDA/ton recovery, and BESS optionality is unpriced</w:t>
+            </w:r>
+          </w:p>
+        </w:tc>
+      </w:tr>
+      <w:tr>
+        <w:tc>
+          <w:tcPr>
+            <w:tcW w:type="dxa" w:w="3200"/>
+            <w:shd w:fill="F2F2F2" w:val="clear"/>
+          </w:tcPr>
+          <w:p>
+            <w:r>
+              <w:rPr>
+                <w:b/>
+                <w:bCs/>
+              </w:rPr>
+              <w:t xml:space="preserve">Evidence quality</w:t>
+            </w:r>
+          </w:p>
+        </w:tc>
+        <w:tc>
+          <w:tcPr>
+            <w:tcW w:type="dxa" w:w="5800"/>
+          </w:tcPr>
+          <w:p>
+            <w:r>
+              <w:t xml:space="preserve">monitor</w:t>
+            </w:r>
+          </w:p>
+        </w:tc>
+      </w:tr>
+    </w:tbl>
+    <w:p>
+      <w:pPr>
+        <w:spacing w:after="120"/>
+      </w:pPr>
+      <w:r>
+        <w:rPr>
+          <w:i/>
+          <w:iCs/>
+          <w:color w:val="666666"/>
+          <w:sz w:val="16"/>
+          <w:szCs w:val="16"/>
+        </w:rPr>
+        <w:t xml:space="preserve">no broker consensus; implied path is a reverse-P/E estimate + screener.in forward figures + VP thread view</w:t>
+      </w:r>
+    </w:p>
+    <w:p>
+      <w:pPr>
+        <w:spacing w:after="120" w:before="120"/>
+      </w:pPr>
+      <w:r>
+        <w:rPr>
+          <w:b/>
+          <w:bCs/>
+          <w:sz w:val="20"/>
+          <w:szCs w:val="20"/>
+        </w:rPr>
+        <w:t xml:space="preserve">Catalyst: </w:t>
+      </w:r>
+      <w:r>
+        <w:rPr>
+          <w:sz w:val="20"/>
+          <w:szCs w:val="20"/>
+        </w:rPr>
+        <w:t xml:space="preserve">Two more quarters of Bhiwadi-led double-digit volume growth + BESS Phase-1 commissioning with a first order announcement</w:t>
+      </w:r>
+      <w:r>
+        <w:rPr>
+          <w:color w:val="666666"/>
+          <w:sz w:val="18"/>
+          <w:szCs w:val="18"/>
+        </w:rPr>
+        <w:t xml:space="preserve"> (window ~9M from 2026-09-08; undated; evidence med; pending)</w:t>
+      </w:r>
+    </w:p>
+    <w:p>
+      <w:pPr>
+        <w:pStyle w:val="Heading1"/>
+        <w:spacing w:after="120" w:before="280"/>
+      </w:pPr>
+      <w:r>
+        <w:t xml:space="preserve">Ishmohit-Lens Checks (value chain · earnings quality · growth trajectory · management · quality metrics · track record · global-signal check)</w:t>
+      </w:r>
+    </w:p>
+    <w:p>
+      <w:pPr>
+        <w:spacing w:after="120"/>
+      </w:pPr>
       <w:r>
         <w:rPr>
           <w:i/>
@@ -385,6 +1983,846 @@
           <w:sz w:val="18"/>
           <w:szCs w:val="18"/>
         </w:rPr>
+        <w:t xml:space="preserve">Extra checks drawn from @ishmohit1 / SOIC methodology (playbook/ishmohit-soic-style.md): where the company sits in its value chain and what the supply side is doing, whether a margin/PAT inflection is structural or a cyclical peak, the rate-of-change of growth vs. what the multiple demands, and management quality as a positive attribute.</w:t>
+      </w:r>
+    </w:p>
+    <w:p>
+      <w:pPr>
+        <w:spacing w:after="120"/>
+      </w:pPr>
+      <w:r>
+        <w:rPr>
+          <w:b/>
+          <w:bCs/>
+          <w:sz w:val="20"/>
+          <w:szCs w:val="20"/>
+        </w:rPr>
+        <w:t xml:space="preserve">Value chain &amp; supply side:</w:t>
+      </w:r>
+    </w:p>
+    <w:tbl>
+      <w:tblPr>
+        <w:tblW w:type="dxa" w:w="9000"/>
+        <w:tblBorders>
+          <w:top w:val="single" w:color="auto" w:sz="4"/>
+          <w:left w:val="single" w:color="auto" w:sz="4"/>
+          <w:bottom w:val="single" w:color="auto" w:sz="4"/>
+          <w:right w:val="single" w:color="auto" w:sz="4"/>
+          <w:insideH w:val="single" w:color="auto" w:sz="4"/>
+          <w:insideV w:val="single" w:color="auto" w:sz="4"/>
+        </w:tblBorders>
+      </w:tblPr>
+      <w:tblGrid>
+        <w:gridCol w:w="3200"/>
+        <w:gridCol w:w="5800"/>
+      </w:tblGrid>
+      <w:tr>
+        <w:tc>
+          <w:tcPr>
+            <w:tcW w:type="dxa" w:w="3200"/>
+            <w:shd w:fill="F2F2F2" w:val="clear"/>
+          </w:tcPr>
+          <w:p>
+            <w:r>
+              <w:rPr>
+                <w:b/>
+                <w:bCs/>
+              </w:rPr>
+              <w:t xml:space="preserve">Theme</w:t>
+            </w:r>
+          </w:p>
+        </w:tc>
+        <w:tc>
+          <w:tcPr>
+            <w:tcW w:type="dxa" w:w="5800"/>
+          </w:tcPr>
+          <w:p>
+            <w:r>
+              <w:t xml:space="preserve">Wire &amp; cable / power-infra materials + battery energy storage</w:t>
+            </w:r>
+          </w:p>
+        </w:tc>
+      </w:tr>
+      <w:tr>
+        <w:tc>
+          <w:tcPr>
+            <w:tcW w:type="dxa" w:w="3200"/>
+            <w:shd w:fill="F2F2F2" w:val="clear"/>
+          </w:tcPr>
+          <w:p>
+            <w:r>
+              <w:rPr>
+                <w:b/>
+                <w:bCs/>
+              </w:rPr>
+              <w:t xml:space="preserve">This company's position</w:t>
+            </w:r>
+          </w:p>
+        </w:tc>
+        <w:tc>
+          <w:tcPr>
+            <w:tcW w:type="dxa" w:w="5800"/>
+          </w:tcPr>
+          <w:p>
+            <w:r>
+              <w:t xml:space="preserve">Largest listed Indian maker of polymer compounds for wires &amp; cables (upstream material to cable OEMs); new entrant as a BESS systems assembler for EPC players and utilities</w:t>
+            </w:r>
+          </w:p>
+        </w:tc>
+      </w:tr>
+      <w:tr>
+        <w:tc>
+          <w:tcPr>
+            <w:tcW w:type="dxa" w:w="3200"/>
+            <w:shd w:fill="F2F2F2" w:val="clear"/>
+          </w:tcPr>
+          <w:p>
+            <w:r>
+              <w:rPr>
+                <w:b/>
+                <w:bCs/>
+              </w:rPr>
+              <w:t xml:space="preserve">Bottleneck node (pricing power)</w:t>
+            </w:r>
+          </w:p>
+        </w:tc>
+        <w:tc>
+          <w:tcPr>
+            <w:tcW w:type="dxa" w:w="5800"/>
+          </w:tcPr>
+          <w:p>
+            <w:r>
+              <w:t xml:space="preserve">Raw-material (polymer/additives) price cycles for the core business; cell/equipment sourcing and tender pipeline for BESS</w:t>
+            </w:r>
+          </w:p>
+        </w:tc>
+      </w:tr>
+      <w:tr>
+        <w:tc>
+          <w:tcPr>
+            <w:tcW w:type="dxa" w:w="3200"/>
+            <w:shd w:fill="F2F2F2" w:val="clear"/>
+          </w:tcPr>
+          <w:p>
+            <w:r>
+              <w:rPr>
+                <w:b/>
+                <w:bCs/>
+              </w:rPr>
+              <w:t xml:space="preserve">Supply-side status</w:t>
+            </w:r>
+          </w:p>
+        </w:tc>
+        <w:tc>
+          <w:tcPr>
+            <w:tcW w:type="dxa" w:w="5800"/>
+          </w:tcPr>
+          <w:p>
+            <w:r>
+              <w:t xml:space="preserve">balanced</w:t>
+            </w:r>
+          </w:p>
+        </w:tc>
+      </w:tr>
+      <w:tr>
+        <w:tc>
+          <w:tcPr>
+            <w:tcW w:type="dxa" w:w="3200"/>
+            <w:shd w:fill="F2F2F2" w:val="clear"/>
+          </w:tcPr>
+          <w:p>
+            <w:r>
+              <w:rPr>
+                <w:b/>
+                <w:bCs/>
+              </w:rPr>
+              <w:t xml:space="preserve">Adjacent-node peers</w:t>
+            </w:r>
+          </w:p>
+        </w:tc>
+        <w:tc>
+          <w:tcPr>
+            <w:tcW w:type="dxa" w:w="5800"/>
+          </w:tcPr>
+          <w:p>
+            <w:r>
+              <w:t xml:space="preserve">KKalpana Industries, Apar Industries (compounds div.), Fine Organic (additives, adjacent), HEG/other BESS aspirants</w:t>
+            </w:r>
+          </w:p>
+        </w:tc>
+      </w:tr>
+    </w:tbl>
+    <w:p>
+      <w:pPr>
+        <w:spacing w:after="120"/>
+      </w:pPr>
+      <w:r>
+        <w:rPr>
+          <w:color w:val="666666"/>
+          <w:sz w:val="18"/>
+          <w:szCs w:val="18"/>
+        </w:rPr>
+        <w:t xml:space="preserve">Core compound business roughly tracks cable-industry capex; DDev's edge is scale + formulation breadth + captive feedstock relationships. BESS assembly-led model keeps capital light but competes in a crowded, still-forming market.</w:t>
+      </w:r>
+    </w:p>
+    <w:p>
+      <w:pPr>
+        <w:spacing w:after="60" w:before="120"/>
+      </w:pPr>
+      <w:r>
+        <w:rPr>
+          <w:b/>
+          <w:bCs/>
+          <w:sz w:val="20"/>
+          <w:szCs w:val="20"/>
+        </w:rPr>
+        <w:t xml:space="preserve">Earnings quality: </w:t>
+      </w:r>
+      <w:r>
+        <w:rPr>
+          <w:sz w:val="20"/>
+          <w:szCs w:val="20"/>
+        </w:rPr>
+        <w:t xml:space="preserve">margin driver mixed</w:t>
+      </w:r>
+      <w:r>
+        <w:rPr>
+          <w:b/>
+          <w:bCs/>
+          <w:color w:val="A32020"/>
+          <w:sz w:val="20"/>
+          <w:szCs w:val="20"/>
+        </w:rPr>
+        <w:t xml:space="preserve"/>
+      </w:r>
+    </w:p>
+    <w:p>
+      <w:pPr>
+        <w:spacing w:after="120"/>
+      </w:pPr>
+      <w:r>
+        <w:rPr>
+          <w:color w:val="666666"/>
+          <w:sz w:val="18"/>
+          <w:szCs w:val="18"/>
+        </w:rPr>
+        <w:t xml:space="preserve">Drivers: operating leverage as Bhiwadi capacity fills; mix shift toward exports and value-added compounds (EBITDA/ton up ~25% YoY); raw-material spread management / commercial adjustments.</w:t>
+      </w:r>
+    </w:p>
+    <w:p>
+      <w:pPr>
+        <w:spacing w:after="120"/>
+      </w:pPr>
+      <w:r>
+        <w:rPr>
+          <w:color w:val="666666"/>
+          <w:sz w:val="18"/>
+          <w:szCs w:val="18"/>
+        </w:rPr>
+        <w:t xml:space="preserve">EBITDA margin has held around 11% and EBITDA/ton is recovering off a FY26 trough, not sitting at a peak. The risk is RM-price volatility compressing spreads, not mean-reversion from an elevated margin.</w:t>
+      </w:r>
+    </w:p>
+    <w:p>
+      <w:pPr>
+        <w:spacing w:after="60" w:before="120"/>
+      </w:pPr>
+      <w:r>
+        <w:rPr>
+          <w:b/>
+          <w:bCs/>
+          <w:sz w:val="20"/>
+          <w:szCs w:val="20"/>
+        </w:rPr>
+        <w:t xml:space="preserve">Growth trajectory: </w:t>
+      </w:r>
+      <w:r>
+        <w:rPr>
+          <w:b w:val="false"/>
+          <w:bCs w:val="false"/>
+          <w:sz w:val="20"/>
+          <w:szCs w:val="20"/>
+        </w:rPr>
+        <w:t xml:space="preserve">YoY growth rate is accelerating</w:t>
+      </w:r>
+    </w:p>
+    <w:p>
+      <w:pPr>
+        <w:spacing w:after="120"/>
+      </w:pPr>
+      <w:r>
+        <w:rPr>
+          <w:color w:val="666666"/>
+          <w:sz w:val="18"/>
+          <w:szCs w:val="18"/>
+        </w:rPr>
+        <w:t xml:space="preserve">YoY revenue growth oldest-&gt;newest roughly: low-single-digit through FY26 (volumes +6% FY26, Q4 +3.9%), then Q1 FY27 +28.6% as Bhiwadi came online. Acceleration is capacity-led; company FY27 guidance is a more modest +13%.</w:t>
+      </w:r>
+    </w:p>
+    <w:p>
+      <w:pPr>
+        <w:spacing w:after="120"/>
+      </w:pPr>
+      <w:r>
+        <w:rPr>
+          <w:color w:val="666666"/>
+          <w:sz w:val="18"/>
+          <w:szCs w:val="18"/>
+        </w:rPr>
+        <w:t xml:space="preserve">Reverse P/E: ~15x trailing needs only ~8-10% EPS CAGR to be fair at an 18x exit; Q1 FY27 is running well above that, so recent rate-of-change supports the multiple with room to spare - if it sustains.</w:t>
+      </w:r>
+    </w:p>
+    <w:p>
+      <w:pPr>
+        <w:spacing w:after="120"/>
+      </w:pPr>
+      <w:r>
+        <w:rPr>
+          <w:b/>
+          <w:bCs/>
+          <w:sz w:val="20"/>
+          <w:szCs w:val="20"/>
+        </w:rPr>
+        <w:t xml:space="preserve">Management quality (TVGP's "P"):</w:t>
+      </w:r>
+    </w:p>
+    <w:tbl>
+      <w:tblPr>
+        <w:tblW w:type="dxa" w:w="9000"/>
+        <w:tblBorders>
+          <w:top w:val="single" w:color="auto" w:sz="4"/>
+          <w:left w:val="single" w:color="auto" w:sz="4"/>
+          <w:bottom w:val="single" w:color="auto" w:sz="4"/>
+          <w:right w:val="single" w:color="auto" w:sz="4"/>
+          <w:insideH w:val="single" w:color="auto" w:sz="4"/>
+          <w:insideV w:val="single" w:color="auto" w:sz="4"/>
+        </w:tblBorders>
+      </w:tblPr>
+      <w:tblGrid>
+        <w:gridCol w:w="3200"/>
+        <w:gridCol w:w="5800"/>
+      </w:tblGrid>
+      <w:tr>
+        <w:tc>
+          <w:tcPr>
+            <w:tcW w:type="dxa" w:w="3200"/>
+            <w:shd w:fill="F2F2F2" w:val="clear"/>
+          </w:tcPr>
+          <w:p>
+            <w:r>
+              <w:rPr>
+                <w:b/>
+                <w:bCs/>
+              </w:rPr>
+              <w:t xml:space="preserve">Assessment</w:t>
+            </w:r>
+          </w:p>
+        </w:tc>
+        <w:tc>
+          <w:tcPr>
+            <w:tcW w:type="dxa" w:w="5800"/>
+          </w:tcPr>
+          <w:p>
+            <w:r>
+              <w:t xml:space="preserve">neutral</w:t>
+            </w:r>
+          </w:p>
+        </w:tc>
+      </w:tr>
+      <w:tr>
+        <w:tc>
+          <w:tcPr>
+            <w:tcW w:type="dxa" w:w="3200"/>
+            <w:shd w:fill="F2F2F2" w:val="clear"/>
+          </w:tcPr>
+          <w:p>
+            <w:r>
+              <w:rPr>
+                <w:b/>
+                <w:bCs/>
+              </w:rPr>
+              <w:t xml:space="preserve">Capital allocation</w:t>
+            </w:r>
+          </w:p>
+        </w:tc>
+        <w:tc>
+          <w:tcPr>
+            <w:tcW w:type="dxa" w:w="5800"/>
+          </w:tcPr>
+          <w:p>
+            <w:r>
+              <w:t xml:space="preserve">Reinvested internal accruals into Bhiwadi capacity and the BESS vertical at high incremental ROCE (~30%); no debt raised, no unrelated diversification beyond the adjacent BESS move. Dividend paid but modest. Historic value leakage via KKalpana royalty now reduced. (disciplined)</w:t>
+            </w:r>
+          </w:p>
+        </w:tc>
+      </w:tr>
+      <w:tr>
+        <w:tc>
+          <w:tcPr>
+            <w:tcW w:type="dxa" w:w="3200"/>
+            <w:shd w:fill="F2F2F2" w:val="clear"/>
+          </w:tcPr>
+          <w:p>
+            <w:r>
+              <w:rPr>
+                <w:b/>
+                <w:bCs/>
+              </w:rPr>
+              <w:t xml:space="preserve">Related-party trend</w:t>
+            </w:r>
+          </w:p>
+        </w:tc>
+        <w:tc>
+          <w:tcPr>
+            <w:tcW w:type="dxa" w:w="5800"/>
+          </w:tcPr>
+          <w:p>
+            <w:r>
+              <w:t xml:space="preserve">flat</w:t>
+            </w:r>
+          </w:p>
+        </w:tc>
+      </w:tr>
+      <w:tr>
+        <w:tc>
+          <w:tcPr>
+            <w:tcW w:type="dxa" w:w="3200"/>
+            <w:shd w:fill="F2F2F2" w:val="clear"/>
+          </w:tcPr>
+          <w:p>
+            <w:r>
+              <w:rPr>
+                <w:b/>
+                <w:bCs/>
+              </w:rPr>
+              <w:t xml:space="preserve">Guidance credibility</w:t>
+            </w:r>
+          </w:p>
+        </w:tc>
+        <w:tc>
+          <w:tcPr>
+            <w:tcW w:type="dxa" w:w="5800"/>
+          </w:tcPr>
+          <w:p>
+            <w:r>
+              <w:t xml:space="preserve">mixed</w:t>
+            </w:r>
+          </w:p>
+        </w:tc>
+      </w:tr>
+      <w:tr>
+        <w:tc>
+          <w:tcPr>
+            <w:tcW w:type="dxa" w:w="3200"/>
+            <w:shd w:fill="F2F2F2" w:val="clear"/>
+          </w:tcPr>
+          <w:p>
+            <w:r>
+              <w:rPr>
+                <w:b/>
+                <w:bCs/>
+              </w:rPr>
+              <w:t xml:space="preserve">Shareholder returns</w:t>
+            </w:r>
+          </w:p>
+        </w:tc>
+        <w:tc>
+          <w:tcPr>
+            <w:tcW w:type="dxa" w:w="5800"/>
+          </w:tcPr>
+          <w:p>
+            <w:r>
+              <w:t xml:space="preserve">consistent</w:t>
+            </w:r>
+          </w:p>
+        </w:tc>
+      </w:tr>
+      <w:tr>
+        <w:tc>
+          <w:tcPr>
+            <w:tcW w:type="dxa" w:w="3200"/>
+            <w:shd w:fill="F2F2F2" w:val="clear"/>
+          </w:tcPr>
+          <w:p>
+            <w:r>
+              <w:rPr>
+                <w:b/>
+                <w:bCs/>
+              </w:rPr>
+              <w:t xml:space="preserve">Capability ladder / VAP</w:t>
+            </w:r>
+          </w:p>
+        </w:tc>
+        <w:tc>
+          <w:tcPr>
+            <w:tcW w:type="dxa" w:w="5800"/>
+          </w:tcPr>
+          <w:p>
+            <w:r>
+              <w:t xml:space="preserve">Moving up from commodity compounds toward value-added/export mix; adjacent step into BESS systems assembly</w:t>
+            </w:r>
+          </w:p>
+        </w:tc>
+      </w:tr>
+    </w:tbl>
+    <w:p>
+      <w:pPr>
+        <w:spacing w:after="120"/>
+      </w:pPr>
+      <w:r>
+        <w:rPr>
+          <w:b/>
+          <w:bCs/>
+          <w:sz w:val="20"/>
+          <w:szCs w:val="20"/>
+        </w:rPr>
+        <w:t xml:space="preserve">Quality metrics (ROCE · debt · FCF · margin · capex):</w:t>
+      </w:r>
+    </w:p>
+    <w:tbl>
+      <w:tblPr>
+        <w:tblW w:type="dxa" w:w="9000"/>
+        <w:tblBorders>
+          <w:top w:val="single" w:color="auto" w:sz="4"/>
+          <w:left w:val="single" w:color="auto" w:sz="4"/>
+          <w:bottom w:val="single" w:color="auto" w:sz="4"/>
+          <w:right w:val="single" w:color="auto" w:sz="4"/>
+          <w:insideH w:val="single" w:color="auto" w:sz="4"/>
+          <w:insideV w:val="single" w:color="auto" w:sz="4"/>
+        </w:tblBorders>
+      </w:tblPr>
+      <w:tblGrid>
+        <w:gridCol w:w="3200"/>
+        <w:gridCol w:w="5800"/>
+      </w:tblGrid>
+      <w:tr>
+        <w:tc>
+          <w:tcPr>
+            <w:tcW w:type="dxa" w:w="3200"/>
+            <w:shd w:fill="F2F2F2" w:val="clear"/>
+          </w:tcPr>
+          <w:p>
+            <w:r>
+              <w:rPr>
+                <w:b/>
+                <w:bCs/>
+              </w:rPr>
+              <w:t xml:space="preserve">Assessment</w:t>
+            </w:r>
+          </w:p>
+        </w:tc>
+        <w:tc>
+          <w:tcPr>
+            <w:tcW w:type="dxa" w:w="5800"/>
+          </w:tcPr>
+          <w:p>
+            <w:r>
+              <w:t xml:space="preserve">positive</w:t>
+            </w:r>
+          </w:p>
+        </w:tc>
+      </w:tr>
+      <w:tr>
+        <w:tc>
+          <w:tcPr>
+            <w:tcW w:type="dxa" w:w="3200"/>
+            <w:shd w:fill="F2F2F2" w:val="clear"/>
+          </w:tcPr>
+          <w:p>
+            <w:r>
+              <w:rPr>
+                <w:b/>
+                <w:bCs/>
+              </w:rPr>
+              <w:t xml:space="preserve">ROCE</w:t>
+            </w:r>
+          </w:p>
+        </w:tc>
+        <w:tc>
+          <w:tcPr>
+            <w:tcW w:type="dxa" w:w="5800"/>
+          </w:tcPr>
+          <w:p>
+            <w:r>
+              <w:t xml:space="preserve">30.3% (stable)</w:t>
+            </w:r>
+          </w:p>
+        </w:tc>
+      </w:tr>
+      <w:tr>
+        <w:tc>
+          <w:tcPr>
+            <w:tcW w:type="dxa" w:w="3200"/>
+            <w:shd w:fill="F2F2F2" w:val="clear"/>
+          </w:tcPr>
+          <w:p>
+            <w:r>
+              <w:rPr>
+                <w:b/>
+                <w:bCs/>
+              </w:rPr>
+              <w:t xml:space="preserve">Leverage</w:t>
+            </w:r>
+          </w:p>
+        </w:tc>
+        <w:tc>
+          <w:tcPr>
+            <w:tcW w:type="dxa" w:w="5800"/>
+          </w:tcPr>
+          <w:p>
+            <w:r>
+              <w:t xml:space="preserve">Net debt/EBITDA 0x</w:t>
+            </w:r>
+          </w:p>
+        </w:tc>
+      </w:tr>
+      <w:tr>
+        <w:tc>
+          <w:tcPr>
+            <w:tcW w:type="dxa" w:w="3200"/>
+            <w:shd w:fill="F2F2F2" w:val="clear"/>
+          </w:tcPr>
+          <w:p>
+            <w:r>
+              <w:rPr>
+                <w:b/>
+                <w:bCs/>
+              </w:rPr>
+              <w:t xml:space="preserve">FCF conversion</w:t>
+            </w:r>
+          </w:p>
+        </w:tc>
+        <w:tc>
+          <w:tcPr>
+            <w:tcW w:type="dxa" w:w="5800"/>
+          </w:tcPr>
+          <w:p>
+            <w:r>
+              <w:t xml:space="preserve">40%</w:t>
+            </w:r>
+          </w:p>
+        </w:tc>
+      </w:tr>
+      <w:tr>
+        <w:tc>
+          <w:tcPr>
+            <w:tcW w:type="dxa" w:w="3200"/>
+            <w:shd w:fill="F2F2F2" w:val="clear"/>
+          </w:tcPr>
+          <w:p>
+            <w:r>
+              <w:rPr>
+                <w:b/>
+                <w:bCs/>
+              </w:rPr>
+              <w:t xml:space="preserve">Margin trend</w:t>
+            </w:r>
+          </w:p>
+        </w:tc>
+        <w:tc>
+          <w:tcPr>
+            <w:tcW w:type="dxa" w:w="5800"/>
+          </w:tcPr>
+          <w:p>
+            <w:r>
+              <w:t xml:space="preserve">stable</w:t>
+            </w:r>
+          </w:p>
+        </w:tc>
+      </w:tr>
+      <w:tr>
+        <w:tc>
+          <w:tcPr>
+            <w:tcW w:type="dxa" w:w="3200"/>
+            <w:shd w:fill="F2F2F2" w:val="clear"/>
+          </w:tcPr>
+          <w:p>
+            <w:r>
+              <w:rPr>
+                <w:b/>
+                <w:bCs/>
+              </w:rPr>
+              <w:t xml:space="preserve">Capex efficiency</w:t>
+            </w:r>
+          </w:p>
+        </w:tc>
+        <w:tc>
+          <w:tcPr>
+            <w:tcW w:type="dxa" w:w="5800"/>
+          </w:tcPr>
+          <w:p>
+            <w:r>
+              <w:t xml:space="preserve">productive</w:t>
+            </w:r>
+          </w:p>
+        </w:tc>
+      </w:tr>
+    </w:tbl>
+    <w:p>
+      <w:pPr>
+        <w:spacing w:after="60" w:before="120"/>
+      </w:pPr>
+      <w:r>
+        <w:rPr>
+          <w:b/>
+          <w:bCs/>
+          <w:sz w:val="20"/>
+          <w:szCs w:val="20"/>
+        </w:rPr>
+        <w:t xml:space="preserve">Track record (Coffee Can persistence check): </w:t>
+      </w:r>
+      <w:r>
+        <w:rPr>
+          <w:sz w:val="20"/>
+          <w:szCs w:val="20"/>
+        </w:rPr>
+        <w:t xml:space="preserve">cleared revenue growth ≥10% AND ROCE ≥15% in 2 of the last 4 years (consistency_score 50)</w:t>
+      </w:r>
+    </w:p>
+    <w:p>
+      <w:pPr>
+        <w:spacing w:after="120"/>
+      </w:pPr>
+      <w:r>
+        <w:rPr>
+          <w:color w:val="666666"/>
+          <w:sz w:val="18"/>
+          <w:szCs w:val="18"/>
+        </w:rPr>
+        <w:t xml:space="preserve">FY23-FY26 verifiable post-demerger. ROCE cleared &gt;=15% in all four years (30%+ range). Revenue growth exceeded 10% in about two of the four (FY23 post-demerger ramp and FY26 +13.2%); FY24-FY25 were sub-10% on demand softness. So ~2 of 4 years passed BOTH tests.</w:t>
+      </w:r>
+    </w:p>
+    <w:p>
+      <w:pPr>
+        <w:pStyle w:val="Heading1"/>
+        <w:spacing w:after="120" w:before="280"/>
+      </w:pPr>
+      <w:r>
+        <w:t xml:space="preserve">Technical Read (Weekly / Monthly MACD + Bollinger Bands, or RSI/CCI/Williams %R proxy)</w:t>
+      </w:r>
+    </w:p>
+    <w:p>
+      <w:pPr>
+        <w:spacing w:after="120"/>
+      </w:pPr>
+      <w:r>
+        <w:t xml:space="preserve">Not pulled -- fundamentals and community signal were the primary drivers.</w:t>
+      </w:r>
+    </w:p>
+    <w:p>
+      <w:pPr>
+        <w:pStyle w:val="Heading1"/>
+        <w:spacing w:after="120" w:before="280"/>
+      </w:pPr>
+      <w:r>
+        <w:t xml:space="preserve">ValuePickr Community Signal</w:t>
+      </w:r>
+    </w:p>
+    <w:p>
+      <w:pPr>
+        <w:spacing w:after="120"/>
+      </w:pPr>
+      <w:r>
+        <w:t xml:space="preserve">Read the most recent 50 of 79 posts (2024-06 to 2026-08). Central new-vertical catalyst: DDev's 5 GWh BESS assembly plant (Phase 1, Rs 150-200 Cr capex, internal accruals) targeting EPC players and utilities via an 'assembly-led' model; commissioning has slipped and the project was moved to Kolkata. Core business: FY26 'mediocre' (missed 12-15% guided volume growth), but Q1 FY27 shows volumes and EBITDA/ton recovering as Bhiwadi ramps.</w:t>
+      </w:r>
+    </w:p>
+    <w:p>
+      <w:pPr>
+        <w:spacing w:after="120"/>
+      </w:pPr>
+      <w:r>
+        <w:rPr>
+          <w:b/>
+          <w:bCs/>
+          <w:sz w:val="20"/>
+          <w:szCs w:val="20"/>
+        </w:rPr>
+        <w:t xml:space="preserve">High-conviction call from a top contributor: </w:t>
+      </w:r>
+      <w:r>
+        <w:rPr>
+          <w:sz w:val="20"/>
+          <w:szCs w:val="20"/>
+        </w:rPr>
+        <w:t xml:space="preserve">pranavpallod12 (trusted, elevated, invested/disclosed) has provided detailed, consistent quarterly coverage across 8+ posts, and explicitly flagged that the prior related-party royalty red flag (payments to KKalpana Industries) has been substantially reduced -- from 9% of PAT to 2.4% -- alongside acceptable managerial remuneration, concluding 'NO OTHER RED FLAGS' (Aug 2025). kdjolly (trusted, elevated) separately posted a detailed technical breakdown of the BESS assembly-led business model and sourcing strategy (Feb 2026).</w:t>
+      </w:r>
+    </w:p>
+    <w:p>
+      <w:pPr>
+        <w:pStyle w:val="Heading1"/>
+        <w:spacing w:after="120" w:before="280"/>
+      </w:pPr>
+      <w:r>
+        <w:t xml:space="preserve">Trusted-User Signals (Ongoing)</w:t>
+      </w:r>
+    </w:p>
+    <w:p>
+      <w:pPr>
+        <w:spacing w:after="120"/>
+      </w:pPr>
+      <w:r>
+        <w:rPr>
+          <w:i/>
+          <w:iCs/>
+          <w:color w:val="666666"/>
+          <w:sz w:val="18"/>
+          <w:szCs w:val="18"/>
+        </w:rPr>
+        <w:t xml:space="preserve">Every time a trusted user expresses clear conviction on this stock, most recent first — this section accumulates over time, it isn't a one-time snapshot.</w:t>
+      </w:r>
+    </w:p>
+    <w:p>
+      <w:pPr>
+        <w:spacing w:after="100"/>
+      </w:pPr>
+      <w:r>
+        <w:rPr>
+          <w:b/>
+          <w:bCs/>
+          <w:sz w:val="20"/>
+          <w:szCs w:val="20"/>
+        </w:rPr>
+        <w:t xml:space="preserve">2026-02-27 — undefined</w:t>
+      </w:r>
+      <w:r>
+        <w:rPr>
+          <w:i/>
+          <w:iCs/>
+          <w:color w:val="666666"/>
+          <w:sz w:val="18"/>
+          <w:szCs w:val="18"/>
+        </w:rPr>
+        <w:t xml:space="preserve"/>
+      </w:r>
+      <w:r>
+        <w:rPr>
+          <w:sz w:val="20"/>
+          <w:szCs w:val="20"/>
+        </w:rPr>
+        <w:br/>
+        <w:t xml:space="preserve">: Posted a detailed technical breakdown of DDev's BESS entry: a capital-efficient 'assembly-led manufacturing' model (not cell manufacturing from scratch), positioning as a BESS systems assembler/supplier for EPC players and utilities.</w:t>
+      </w:r>
+    </w:p>
+    <w:p>
+      <w:pPr>
+        <w:spacing w:after="100"/>
+      </w:pPr>
+      <w:r>
+        <w:rPr>
+          <w:b/>
+          <w:bCs/>
+          <w:sz w:val="20"/>
+          <w:szCs w:val="20"/>
+        </w:rPr>
+        <w:t xml:space="preserve">2025-08-29 — undefined</w:t>
+      </w:r>
+      <w:r>
+        <w:rPr>
+          <w:i/>
+          <w:iCs/>
+          <w:color w:val="666666"/>
+          <w:sz w:val="18"/>
+          <w:szCs w:val="18"/>
+        </w:rPr>
         <w:t xml:space="preserve"/>
       </w:r>
       <w:r>
@@ -410,7 +2848,7 @@
         <w:spacing w:after="120"/>
       </w:pPr>
       <w:r>
-        <w:t xml:space="preserve"/>
+        <w:t xml:space="preserve">Aug-2026 board approved relocation of the BESS project to Kolkata (other project details unchanged from the 5-Jan-2026 intimation). CRISIL rating update Jul-2026. FY27 material-RPT limits with KKalpana group approved (~Rs 82 Cr aggregate, largely trade in goods).</w:t>
       </w:r>
     </w:p>
     <w:p>
@@ -432,20 +2870,59 @@
         <w:spacing w:after="60"/>
       </w:pPr>
       <w:r>
-        <w:t xml:space="preserve">New BESS assembly vertical (5 GWh Phase 1, Rs 150-200 Cr capex, internally funded) is a genuine, capital-efficient optionality catalyst on top of the core polymer-compound business, validated in detail by a trusted user</w:t>
-      </w:r>
-    </w:p>
-    <w:p>
-      <w:pPr>
-        <w:pStyle w:val="ListParagraph"/>
-        <w:numPr>
-          <w:ilvl w:val="0"/>
-          <w:numId w:val="1"/>
-        </w:numPr>
-        <w:spacing w:after="60"/>
-      </w:pPr>
-      <w:r>
-        <w:t xml:space="preserve">Prior governance red flag (related-party royalty payments) has been substantially and verifiably reduced, per a trusted, invested community member's direct confirmation</w:t>
+        <w:t xml:space="preserve">High-quality core: ROCE 30%+, ROE ~22%, net cash, largest listed player in cable/wire compounds - at only ~15x P/E</w:t>
+      </w:r>
+    </w:p>
+    <w:p>
+      <w:pPr>
+        <w:pStyle w:val="ListParagraph"/>
+        <w:numPr>
+          <w:ilvl w:val="0"/>
+          <w:numId w:val="1"/>
+        </w:numPr>
+        <w:spacing w:after="60"/>
+      </w:pPr>
+      <w:r>
+        <w:t xml:space="preserve">New Bhiwadi capacity leg is real and already contributing (Q1 FY27 revenue +29%, PAT +22%); EBITDA/ton recovering</w:t>
+      </w:r>
+    </w:p>
+    <w:p>
+      <w:pPr>
+        <w:pStyle w:val="ListParagraph"/>
+        <w:numPr>
+          <w:ilvl w:val="0"/>
+          <w:numId w:val="1"/>
+        </w:numPr>
+        <w:spacing w:after="60"/>
+      </w:pPr>
+      <w:r>
+        <w:t xml:space="preserve">BESS assembly vertical (5 GWh Phase 1, internally funded, capital-efficient) is genuine optionality validated in detail by a trusted user</w:t>
+      </w:r>
+    </w:p>
+    <w:p>
+      <w:pPr>
+        <w:pStyle w:val="ListParagraph"/>
+        <w:numPr>
+          <w:ilvl w:val="0"/>
+          <w:numId w:val="1"/>
+        </w:numPr>
+        <w:spacing w:after="60"/>
+      </w:pPr>
+      <w:r>
+        <w:t xml:space="preserve">Historic governance red flag (KKalpana royalty) substantially and verifiably reduced (9% -&gt; 2.4% of PAT)</w:t>
+      </w:r>
+    </w:p>
+    <w:p>
+      <w:pPr>
+        <w:pStyle w:val="ListParagraph"/>
+        <w:numPr>
+          <w:ilvl w:val="0"/>
+          <w:numId w:val="1"/>
+        </w:numPr>
+        <w:spacing w:after="60"/>
+      </w:pPr>
+      <w:r>
+        <w:t xml:space="preserve">Undemanding valuation for the return profile leaves room if either the core acceleration sustains or BESS lands</w:t>
       </w:r>
     </w:p>
     <w:p>
@@ -467,20 +2944,59 @@
         <w:spacing w:after="60"/>
       </w:pPr>
       <w:r>
-        <w:t xml:space="preserve">Core business volume growth has stalled (Q1 FY27 production +0.08% YoY) and FY26 missed its own 12-15% guided growth target</w:t>
-      </w:r>
-    </w:p>
-    <w:p>
-      <w:pPr>
-        <w:pStyle w:val="ListParagraph"/>
-        <w:numPr>
-          <w:ilvl w:val="0"/>
-          <w:numId w:val="1"/>
-        </w:numPr>
-        <w:spacing w:after="60"/>
-      </w:pPr>
-      <w:r>
-        <w:t xml:space="preserve">BESS commissioning has already slipped 2 quarters (now Q1 FY28), showing early execution-timeline risk on the very catalyst the bull case rests on</w:t>
+        <w:t xml:space="preserve">FY26 missed its own 12-15% volume guidance; FY27 company guidance is only +13% revenue - core is a mid-teens compounder, not a hyper-grower</w:t>
+      </w:r>
+    </w:p>
+    <w:p>
+      <w:pPr>
+        <w:pStyle w:val="ListParagraph"/>
+        <w:numPr>
+          <w:ilvl w:val="0"/>
+          <w:numId w:val="1"/>
+        </w:numPr>
+        <w:spacing w:after="60"/>
+      </w:pPr>
+      <w:r>
+        <w:t xml:space="preserve">BESS commissioning has slipped and the plant was relocated - execution-timeline risk on the very catalyst the upside rests on; assembly-led model has thin margins and unproven demand</w:t>
+      </w:r>
+    </w:p>
+    <w:p>
+      <w:pPr>
+        <w:pStyle w:val="ListParagraph"/>
+        <w:numPr>
+          <w:ilvl w:val="0"/>
+          <w:numId w:val="1"/>
+        </w:numPr>
+        <w:spacing w:after="60"/>
+      </w:pPr>
+      <w:r>
+        <w:t xml:space="preserve">Structural related-party dependence on KKalpana Industries (promoter group) persists via trade RPTs and royalty, even if reduced</w:t>
+      </w:r>
+    </w:p>
+    <w:p>
+      <w:pPr>
+        <w:pStyle w:val="ListParagraph"/>
+        <w:numPr>
+          <w:ilvl w:val="0"/>
+          <w:numId w:val="1"/>
+        </w:numPr>
+        <w:spacing w:after="60"/>
+      </w:pPr>
+      <w:r>
+        <w:t xml:space="preserve">Compounds is a partly commoditised, raw-material-price-sensitive business; moat is scale/formulation, not pricing power</w:t>
+      </w:r>
+    </w:p>
+    <w:p>
+      <w:pPr>
+        <w:pStyle w:val="ListParagraph"/>
+        <w:numPr>
+          <w:ilvl w:val="0"/>
+          <w:numId w:val="1"/>
+        </w:numPr>
+        <w:spacing w:after="60"/>
+      </w:pPr>
+      <w:r>
+        <w:t xml:space="preserve">Q1 FY27 acceleration is capacity-led (Bhiwadi base effect) and needs another 2-3 quarters to confirm it is durable</w:t>
       </w:r>
     </w:p>
     <w:p>
@@ -501,7 +3017,7 @@
           <w:b/>
           <w:bCs/>
         </w:rPr>
-        <w:t xml:space="preserve">Small-cap (~Rs 2,815 Cr)</w:t>
+        <w:t xml:space="preserve">Small-cap (~Rs 3,024 Cr)</w:t>
       </w:r>
     </w:p>
     <w:p>
@@ -529,6 +3045,34 @@
     </w:p>
     <w:p>
       <w:pPr>
+        <w:spacing w:after="120"/>
+      </w:pPr>
+      <w:r>
+        <w:rPr>
+          <w:color w:val="666666"/>
+          <w:sz w:val="20"/>
+          <w:szCs w:val="20"/>
+        </w:rPr>
+        <w:t xml:space="preserve">4-box gate — tailwind: yes · TAM: weak · moat: weak · valuation: yes  (score 3 / 4)</w:t>
+      </w:r>
+    </w:p>
+    <w:p>
+      <w:pPr>
+        <w:spacing w:after="120"/>
+      </w:pPr>
+      <w:r>
+        <w:rPr>
+          <w:i/>
+          <w:iCs/>
+          <w:color w:val="666666"/>
+          <w:sz w:val="20"/>
+          <w:szCs w:val="20"/>
+        </w:rPr>
+        <w:t xml:space="preserve">tailwind yes (wire &amp; cable / power-infra demand + BESS); tam weak (core is a mid-teens-growth compound market, BESS TAM large but capture unproven); moat weak (scale + formulation edge, 30%+ ROCE, but partly commoditised, RM-price sensitive); valuation yes (~15x P/E / ~3x book prices in neither the Bhiwadi leg nor BESS). Score 3.0 permits the 10x label; conviction Medium on BESS execution + core guidance only +13%.</w:t>
+      </w:r>
+    </w:p>
+    <w:p>
+      <w:pPr>
         <w:pStyle w:val="Heading1"/>
         <w:spacing w:after="120" w:before="280"/>
       </w:pPr>
@@ -547,33 +3091,59 @@
           <w:sz w:val="24"/>
           <w:szCs w:val="24"/>
         </w:rPr>
-        <w:t xml:space="preserve">A real new-vertical optionality catalyst and a resolved governance flag, tempered by a genuine near-term growth stall</w:t>
-      </w:r>
-    </w:p>
-    <w:p>
-      <w:pPr>
-        <w:pStyle w:val="ListParagraph"/>
-        <w:numPr>
-          <w:ilvl w:val="0"/>
-          <w:numId w:val="1"/>
-        </w:numPr>
-        <w:spacing w:after="60"/>
-      </w:pPr>
-      <w:r>
-        <w:t xml:space="preserve">Two trusted, invested/engaged users independently corroborate both the reduced governance risk and the substance of the BESS opportunity -- this is more than a speculative narrative</w:t>
-      </w:r>
-    </w:p>
-    <w:p>
-      <w:pPr>
-        <w:pStyle w:val="ListParagraph"/>
-        <w:numPr>
-          <w:ilvl w:val="0"/>
-          <w:numId w:val="1"/>
-        </w:numPr>
-        <w:spacing w:after="60"/>
-      </w:pPr>
-      <w:r>
-        <w:t xml:space="preserve">Conviction held to Medium given the core business growth stall and the BESS delay are real, current, unresolved execution risks, not yet offset by results</w:t>
+        <w:t xml:space="preserve">Deep-dive pass 1: high-quality debt-free compounder at only ~15x P/E with a genuine new capacity leg (Q1 FY27 +29% revenue) plus BESS optionality and a reduced governance flag - four_box moves to 3.0, thesis_fit 10x-in-2-3-years, conviction held at Medium pending BESS execution and 2-3 quarters confirming the core re-acceleration</w:t>
+      </w:r>
+    </w:p>
+    <w:p>
+      <w:pPr>
+        <w:pStyle w:val="ListParagraph"/>
+        <w:numPr>
+          <w:ilvl w:val="0"/>
+          <w:numId w:val="1"/>
+        </w:numPr>
+        <w:spacing w:after="60"/>
+      </w:pPr>
+      <w:r>
+        <w:t xml:space="preserve">four_box: tailwind yes (wire &amp; cable / power-infra demand + BESS), tam weak (core is a mid-teens-growth compound market; BESS TAM large but capture unproven), moat weak (scale + formulation edge, 30%+ ROCE, but partly commoditised and RM-price sensitive), valuation yes (~15x P/E / ~3x book does not price in either the Bhiwadi leg or BESS) -&gt; score 3.0, which permits the 10x label.</w:t>
+      </w:r>
+    </w:p>
+    <w:p>
+      <w:pPr>
+        <w:pStyle w:val="ListParagraph"/>
+        <w:numPr>
+          <w:ilvl w:val="0"/>
+          <w:numId w:val="1"/>
+        </w:numPr>
+        <w:spacing w:after="60"/>
+      </w:pPr>
+      <w:r>
+        <w:t xml:space="preserve">Q1 FY27 (+28.6% revenue, +22.3% PAT) is a real inflection versus the FY26 volume stall, driven by the Bhiwadi plant; but company FY27 guidance is only +13%, so the re-acceleration needs 2-3 more quarters to be judged durable.</w:t>
+      </w:r>
+    </w:p>
+    <w:p>
+      <w:pPr>
+        <w:pStyle w:val="ListParagraph"/>
+        <w:numPr>
+          <w:ilvl w:val="0"/>
+          <w:numId w:val="1"/>
+        </w:numPr>
+        <w:spacing w:after="60"/>
+      </w:pPr>
+      <w:r>
+        <w:t xml:space="preserve">Two trusted, invested/engaged users independently corroborate the reduced governance risk (KKalpana royalty 9% -&gt; 2.4% of PAT) and the substance of the BESS opportunity - more than a speculative narrative.</w:t>
+      </w:r>
+    </w:p>
+    <w:p>
+      <w:pPr>
+        <w:pStyle w:val="ListParagraph"/>
+        <w:numPr>
+          <w:ilvl w:val="0"/>
+          <w:numId w:val="1"/>
+        </w:numPr>
+        <w:spacing w:after="60"/>
+      </w:pPr>
+      <w:r>
+        <w:t xml:space="preserve">Conviction held to Medium: BESS commissioning has slipped and been relocated, the assembly-led model is thin-margin and unproven, and the structural KKalpana RPT relationship persists. No red flag; no conviction floor (no trusted directional 10x call).</w:t>
       </w:r>
     </w:p>
     <w:p>
